--- a/reports/Project Report.docx
+++ b/reports/Project Report.docx
@@ -78,14 +78,14 @@
         <w:pStyle w:val="Subtitle"/>
         <w:spacing w:before="240" w:after="240"/>
         <w:rPr>
-          <w:color w:val="1155CC"/>
+          <w:color w:val="1F497D" w:themeColor="text2"/>
         </w:rPr>
       </w:pPr>
       <w:bookmarkStart w:id="2" w:name="_u18lrcqoyj0z" w:colFirst="0" w:colLast="0"/>
       <w:bookmarkEnd w:id="2"/>
       <w:r>
         <w:rPr>
-          <w:color w:val="1155CC"/>
+          <w:color w:val="1F497D" w:themeColor="text2"/>
         </w:rPr>
         <w:t>2.Objectives</w:t>
       </w:r>
@@ -151,6 +151,8 @@
         <w:pStyle w:val="Subtitle"/>
         <w:rPr>
           <w:color w:val="1155CC"/>
+          <w:sz w:val="28"/>
+          <w:szCs w:val="28"/>
         </w:rPr>
       </w:pPr>
       <w:bookmarkStart w:id="3" w:name="_sjxbhx5mimu2" w:colFirst="0" w:colLast="0"/>
@@ -158,6 +160,8 @@
       <w:r>
         <w:rPr>
           <w:color w:val="1155CC"/>
+          <w:sz w:val="28"/>
+          <w:szCs w:val="28"/>
         </w:rPr>
         <w:t>3. Dataset Summary</w:t>
       </w:r>
@@ -465,6 +469,8 @@
         <w:pStyle w:val="Subtitle"/>
         <w:rPr>
           <w:color w:val="1155CC"/>
+          <w:sz w:val="28"/>
+          <w:szCs w:val="28"/>
         </w:rPr>
       </w:pPr>
       <w:bookmarkStart w:id="4" w:name="_z2t2blmgt0pi" w:colFirst="0" w:colLast="0"/>
@@ -472,6 +478,16 @@
       <w:r>
         <w:rPr>
           <w:color w:val="1155CC"/>
+          <w:sz w:val="28"/>
+          <w:szCs w:val="28"/>
+        </w:rPr>
+        <w:t>4.</w:t>
+      </w:r>
+      <w:r>
+        <w:rPr>
+          <w:color w:val="1155CC"/>
+          <w:sz w:val="28"/>
+          <w:szCs w:val="28"/>
         </w:rPr>
         <w:t xml:space="preserve">Project Structure </w:t>
       </w:r>
@@ -706,8 +722,8 @@
         <w:tblLook w:val="04A0" w:firstRow="1" w:lastRow="0" w:firstColumn="1" w:lastColumn="0" w:noHBand="0" w:noVBand="1"/>
       </w:tblPr>
       <w:tblGrid>
-        <w:gridCol w:w="1255"/>
-        <w:gridCol w:w="8810"/>
+        <w:gridCol w:w="1256"/>
+        <w:gridCol w:w="8809"/>
       </w:tblGrid>
       <w:tr>
         <w:trPr>
@@ -731,14 +747,14 @@
               <w:spacing w:line="240" w:lineRule="auto"/>
               <w:jc w:val="center"/>
               <w:rPr>
-                <w:rFonts w:ascii="Calibri" w:eastAsia="Times New Roman" w:hAnsi="Calibri" w:cs="Calibri"/>
+                <w:rFonts w:eastAsia="Times New Roman"/>
                 <w:color w:val="FFFFFF"/>
                 <w:lang w:val="en-IN"/>
               </w:rPr>
             </w:pPr>
             <w:r>
               <w:rPr>
-                <w:rFonts w:ascii="Calibri" w:eastAsia="Times New Roman" w:hAnsi="Calibri" w:cs="Calibri"/>
+                <w:rFonts w:eastAsia="Times New Roman"/>
                 <w:color w:val="FFFFFF"/>
                 <w:lang w:val="en-IN"/>
               </w:rPr>
@@ -764,14 +780,14 @@
               <w:spacing w:line="240" w:lineRule="auto"/>
               <w:jc w:val="center"/>
               <w:rPr>
-                <w:rFonts w:ascii="Calibri" w:eastAsia="Times New Roman" w:hAnsi="Calibri" w:cs="Calibri"/>
+                <w:rFonts w:eastAsia="Times New Roman"/>
                 <w:color w:val="FFFFFF"/>
                 <w:lang w:val="en-IN"/>
               </w:rPr>
             </w:pPr>
             <w:r>
               <w:rPr>
-                <w:rFonts w:ascii="Calibri" w:eastAsia="Times New Roman" w:hAnsi="Calibri" w:cs="Calibri"/>
+                <w:rFonts w:eastAsia="Times New Roman"/>
                 <w:color w:val="FFFFFF"/>
                 <w:lang w:val="en-IN"/>
               </w:rPr>
@@ -801,14 +817,14 @@
             <w:pPr>
               <w:spacing w:line="240" w:lineRule="auto"/>
               <w:rPr>
-                <w:rFonts w:ascii="Calibri" w:eastAsia="Times New Roman" w:hAnsi="Calibri" w:cs="Calibri"/>
+                <w:rFonts w:eastAsia="Times New Roman"/>
                 <w:color w:val="FFFFFF"/>
                 <w:lang w:val="en-IN"/>
               </w:rPr>
             </w:pPr>
             <w:r>
               <w:rPr>
-                <w:rFonts w:ascii="Calibri" w:eastAsia="Times New Roman" w:hAnsi="Calibri" w:cs="Calibri"/>
+                <w:rFonts w:eastAsia="Times New Roman"/>
                 <w:color w:val="FFFFFF"/>
                 <w:lang w:val="en-IN"/>
               </w:rPr>
@@ -833,14 +849,14 @@
             <w:pPr>
               <w:spacing w:line="240" w:lineRule="auto"/>
               <w:rPr>
-                <w:rFonts w:ascii="Calibri" w:eastAsia="Times New Roman" w:hAnsi="Calibri" w:cs="Calibri"/>
+                <w:rFonts w:eastAsia="Times New Roman"/>
                 <w:color w:val="FFFFFF"/>
                 <w:lang w:val="en-IN"/>
               </w:rPr>
             </w:pPr>
             <w:r>
               <w:rPr>
-                <w:rFonts w:ascii="Calibri" w:eastAsia="Times New Roman" w:hAnsi="Calibri" w:cs="Calibri"/>
+                <w:rFonts w:eastAsia="Times New Roman"/>
                 <w:color w:val="FFFFFF"/>
                 <w:lang w:val="en-IN"/>
               </w:rPr>
@@ -870,14 +886,14 @@
             <w:pPr>
               <w:spacing w:line="240" w:lineRule="auto"/>
               <w:rPr>
-                <w:rFonts w:ascii="Calibri" w:eastAsia="Times New Roman" w:hAnsi="Calibri" w:cs="Calibri"/>
+                <w:rFonts w:eastAsia="Times New Roman"/>
                 <w:color w:val="FFFFFF"/>
                 <w:lang w:val="en-IN"/>
               </w:rPr>
             </w:pPr>
             <w:r>
               <w:rPr>
-                <w:rFonts w:ascii="Calibri" w:eastAsia="Times New Roman" w:hAnsi="Calibri" w:cs="Calibri"/>
+                <w:rFonts w:eastAsia="Times New Roman"/>
                 <w:color w:val="FFFFFF"/>
                 <w:lang w:val="en-IN"/>
               </w:rPr>
@@ -903,14 +919,14 @@
             <w:pPr>
               <w:spacing w:line="240" w:lineRule="auto"/>
               <w:rPr>
-                <w:rFonts w:ascii="Calibri" w:eastAsia="Times New Roman" w:hAnsi="Calibri" w:cs="Calibri"/>
+                <w:rFonts w:eastAsia="Times New Roman"/>
                 <w:color w:val="FFFFFF"/>
                 <w:lang w:val="en-IN"/>
               </w:rPr>
             </w:pPr>
             <w:r>
               <w:rPr>
-                <w:rFonts w:ascii="Calibri" w:eastAsia="Times New Roman" w:hAnsi="Calibri" w:cs="Calibri"/>
+                <w:rFonts w:eastAsia="Times New Roman"/>
                 <w:color w:val="FFFFFF"/>
                 <w:lang w:val="en-IN"/>
               </w:rPr>
@@ -940,14 +956,14 @@
             <w:pPr>
               <w:spacing w:line="240" w:lineRule="auto"/>
               <w:rPr>
-                <w:rFonts w:ascii="Calibri" w:eastAsia="Times New Roman" w:hAnsi="Calibri" w:cs="Calibri"/>
+                <w:rFonts w:eastAsia="Times New Roman"/>
                 <w:color w:val="FFFFFF"/>
                 <w:lang w:val="en-IN"/>
               </w:rPr>
             </w:pPr>
             <w:r>
               <w:rPr>
-                <w:rFonts w:ascii="Calibri" w:eastAsia="Times New Roman" w:hAnsi="Calibri" w:cs="Calibri"/>
+                <w:rFonts w:eastAsia="Times New Roman"/>
                 <w:color w:val="FFFFFF"/>
                 <w:lang w:val="en-IN"/>
               </w:rPr>
@@ -972,14 +988,14 @@
             <w:pPr>
               <w:spacing w:line="240" w:lineRule="auto"/>
               <w:rPr>
-                <w:rFonts w:ascii="Calibri" w:eastAsia="Times New Roman" w:hAnsi="Calibri" w:cs="Calibri"/>
+                <w:rFonts w:eastAsia="Times New Roman"/>
                 <w:color w:val="FFFFFF"/>
                 <w:lang w:val="en-IN"/>
               </w:rPr>
             </w:pPr>
             <w:r>
               <w:rPr>
-                <w:rFonts w:ascii="Calibri" w:eastAsia="Times New Roman" w:hAnsi="Calibri" w:cs="Calibri"/>
+                <w:rFonts w:eastAsia="Times New Roman"/>
                 <w:color w:val="FFFFFF"/>
                 <w:lang w:val="en-IN"/>
               </w:rPr>
@@ -1009,14 +1025,14 @@
             <w:pPr>
               <w:spacing w:line="240" w:lineRule="auto"/>
               <w:rPr>
-                <w:rFonts w:ascii="Calibri" w:eastAsia="Times New Roman" w:hAnsi="Calibri" w:cs="Calibri"/>
+                <w:rFonts w:eastAsia="Times New Roman"/>
                 <w:color w:val="FFFFFF"/>
                 <w:lang w:val="en-IN"/>
               </w:rPr>
             </w:pPr>
             <w:r>
               <w:rPr>
-                <w:rFonts w:ascii="Calibri" w:eastAsia="Times New Roman" w:hAnsi="Calibri" w:cs="Calibri"/>
+                <w:rFonts w:eastAsia="Times New Roman"/>
                 <w:color w:val="FFFFFF"/>
                 <w:lang w:val="en-IN"/>
               </w:rPr>
@@ -1041,14 +1057,14 @@
             <w:pPr>
               <w:spacing w:line="240" w:lineRule="auto"/>
               <w:rPr>
-                <w:rFonts w:ascii="Calibri" w:eastAsia="Times New Roman" w:hAnsi="Calibri" w:cs="Calibri"/>
+                <w:rFonts w:eastAsia="Times New Roman"/>
                 <w:color w:val="FFFFFF"/>
                 <w:lang w:val="en-IN"/>
               </w:rPr>
             </w:pPr>
             <w:r>
               <w:rPr>
-                <w:rFonts w:ascii="Calibri" w:eastAsia="Times New Roman" w:hAnsi="Calibri" w:cs="Calibri"/>
+                <w:rFonts w:eastAsia="Times New Roman"/>
                 <w:color w:val="FFFFFF"/>
                 <w:lang w:val="en-IN"/>
               </w:rPr>
@@ -1057,7 +1073,7 @@
             <w:proofErr w:type="spellStart"/>
             <w:r>
               <w:rPr>
-                <w:rFonts w:ascii="Calibri" w:eastAsia="Times New Roman" w:hAnsi="Calibri" w:cs="Calibri"/>
+                <w:rFonts w:eastAsia="Times New Roman"/>
                 <w:color w:val="FFFFFF"/>
                 <w:lang w:val="en-IN"/>
               </w:rPr>
@@ -1066,7 +1082,7 @@
             <w:proofErr w:type="spellEnd"/>
             <w:r>
               <w:rPr>
-                <w:rFonts w:ascii="Calibri" w:eastAsia="Times New Roman" w:hAnsi="Calibri" w:cs="Calibri"/>
+                <w:rFonts w:eastAsia="Times New Roman"/>
                 <w:color w:val="FFFFFF"/>
                 <w:lang w:val="en-IN"/>
               </w:rPr>
@@ -1096,7 +1112,7 @@
             <w:pPr>
               <w:spacing w:line="240" w:lineRule="auto"/>
               <w:rPr>
-                <w:rFonts w:ascii="Calibri" w:eastAsia="Times New Roman" w:hAnsi="Calibri" w:cs="Calibri"/>
+                <w:rFonts w:eastAsia="Times New Roman"/>
                 <w:color w:val="FFFFFF"/>
                 <w:lang w:val="en-IN"/>
               </w:rPr>
@@ -1104,7 +1120,7 @@
             <w:proofErr w:type="spellStart"/>
             <w:r>
               <w:rPr>
-                <w:rFonts w:ascii="Calibri" w:eastAsia="Times New Roman" w:hAnsi="Calibri" w:cs="Calibri"/>
+                <w:rFonts w:eastAsia="Times New Roman"/>
                 <w:color w:val="FFFFFF"/>
                 <w:lang w:val="en-IN"/>
               </w:rPr>
@@ -1130,14 +1146,14 @@
             <w:pPr>
               <w:spacing w:line="240" w:lineRule="auto"/>
               <w:rPr>
-                <w:rFonts w:ascii="Calibri" w:eastAsia="Times New Roman" w:hAnsi="Calibri" w:cs="Calibri"/>
+                <w:rFonts w:eastAsia="Times New Roman"/>
                 <w:color w:val="FFFFFF"/>
                 <w:lang w:val="en-IN"/>
               </w:rPr>
             </w:pPr>
             <w:r>
               <w:rPr>
-                <w:rFonts w:ascii="Calibri" w:eastAsia="Times New Roman" w:hAnsi="Calibri" w:cs="Calibri"/>
+                <w:rFonts w:eastAsia="Times New Roman"/>
                 <w:color w:val="FFFFFF"/>
                 <w:lang w:val="en-IN"/>
               </w:rPr>
@@ -1167,14 +1183,14 @@
             <w:pPr>
               <w:spacing w:line="240" w:lineRule="auto"/>
               <w:rPr>
-                <w:rFonts w:ascii="Calibri" w:eastAsia="Times New Roman" w:hAnsi="Calibri" w:cs="Calibri"/>
+                <w:rFonts w:eastAsia="Times New Roman"/>
                 <w:color w:val="FFFFFF"/>
                 <w:lang w:val="en-IN"/>
               </w:rPr>
             </w:pPr>
             <w:r>
               <w:rPr>
-                <w:rFonts w:ascii="Calibri" w:eastAsia="Times New Roman" w:hAnsi="Calibri" w:cs="Calibri"/>
+                <w:rFonts w:eastAsia="Times New Roman"/>
                 <w:color w:val="FFFFFF"/>
                 <w:lang w:val="en-IN"/>
               </w:rPr>
@@ -1199,14 +1215,14 @@
             <w:pPr>
               <w:spacing w:line="240" w:lineRule="auto"/>
               <w:rPr>
-                <w:rFonts w:ascii="Calibri" w:eastAsia="Times New Roman" w:hAnsi="Calibri" w:cs="Calibri"/>
+                <w:rFonts w:eastAsia="Times New Roman"/>
                 <w:color w:val="FFFFFF"/>
                 <w:lang w:val="en-IN"/>
               </w:rPr>
             </w:pPr>
             <w:r>
               <w:rPr>
-                <w:rFonts w:ascii="Calibri" w:eastAsia="Times New Roman" w:hAnsi="Calibri" w:cs="Calibri"/>
+                <w:rFonts w:eastAsia="Times New Roman"/>
                 <w:color w:val="FFFFFF"/>
                 <w:lang w:val="en-IN"/>
               </w:rPr>
@@ -1218,6 +1234,2318 @@
     </w:tbl>
     <w:p/>
     <w:p/>
+    <w:p>
+      <w:pPr>
+        <w:rPr>
+          <w:color w:val="0070C0"/>
+          <w:sz w:val="28"/>
+          <w:szCs w:val="28"/>
+        </w:rPr>
+      </w:pPr>
+      <w:r>
+        <w:rPr>
+          <w:color w:val="0070C0"/>
+          <w:sz w:val="28"/>
+          <w:szCs w:val="28"/>
+        </w:rPr>
+        <w:t>5.</w:t>
+      </w:r>
+      <w:r>
+        <w:rPr>
+          <w:color w:val="0070C0"/>
+          <w:sz w:val="28"/>
+          <w:szCs w:val="28"/>
+        </w:rPr>
+        <w:t>Data Collection and Inspection</w:t>
+      </w:r>
+    </w:p>
+    <w:p>
+      <w:pPr>
+        <w:rPr>
+          <w:color w:val="00B0F0"/>
+          <w:sz w:val="24"/>
+          <w:szCs w:val="24"/>
+        </w:rPr>
+      </w:pPr>
+      <w:r>
+        <w:rPr>
+          <w:color w:val="00B0F0"/>
+          <w:sz w:val="24"/>
+          <w:szCs w:val="24"/>
+        </w:rPr>
+        <w:t xml:space="preserve">5.1 </w:t>
+      </w:r>
+      <w:r>
+        <w:rPr>
+          <w:color w:val="00B0F0"/>
+          <w:sz w:val="24"/>
+          <w:szCs w:val="24"/>
+        </w:rPr>
+        <w:t>Importing Required Libraries</w:t>
+      </w:r>
+    </w:p>
+    <w:p>
+      <w:r>
+        <w:drawing>
+          <wp:inline distT="0" distB="0" distL="0" distR="0" wp14:anchorId="2C2DEE37" wp14:editId="17CE8DB1">
+            <wp:extent cx="3001108" cy="2263140"/>
+            <wp:effectExtent l="0" t="0" r="8890" b="3810"/>
+            <wp:docPr id="223972715" name="Picture 1"/>
+            <wp:cNvGraphicFramePr>
+              <a:graphicFrameLocks xmlns:a="http://schemas.openxmlformats.org/drawingml/2006/main" noChangeAspect="1"/>
+            </wp:cNvGraphicFramePr>
+            <a:graphic xmlns:a="http://schemas.openxmlformats.org/drawingml/2006/main">
+              <a:graphicData uri="http://schemas.openxmlformats.org/drawingml/2006/picture">
+                <pic:pic xmlns:pic="http://schemas.openxmlformats.org/drawingml/2006/picture">
+                  <pic:nvPicPr>
+                    <pic:cNvPr id="223972715" name=""/>
+                    <pic:cNvPicPr/>
+                  </pic:nvPicPr>
+                  <pic:blipFill>
+                    <a:blip r:embed="rId5"/>
+                    <a:stretch>
+                      <a:fillRect/>
+                    </a:stretch>
+                  </pic:blipFill>
+                  <pic:spPr>
+                    <a:xfrm>
+                      <a:off x="0" y="0"/>
+                      <a:ext cx="3011795" cy="2271199"/>
+                    </a:xfrm>
+                    <a:prstGeom prst="rect">
+                      <a:avLst/>
+                    </a:prstGeom>
+                  </pic:spPr>
+                </pic:pic>
+              </a:graphicData>
+            </a:graphic>
+          </wp:inline>
+        </w:drawing>
+      </w:r>
+    </w:p>
+    <w:p>
+      <w:pPr>
+        <w:rPr>
+          <w:color w:val="0070C0"/>
+          <w:sz w:val="24"/>
+          <w:szCs w:val="24"/>
+        </w:rPr>
+      </w:pPr>
+      <w:r>
+        <w:t>Imported all required Python libraries for data processing, visualization, performance monitoring, and automated EDA. The custom data ingestion module was also loaded for modular data handling.</w:t>
+      </w:r>
+    </w:p>
+    <w:p>
+      <w:pPr>
+        <w:rPr>
+          <w:color w:val="0070C0"/>
+          <w:sz w:val="24"/>
+          <w:szCs w:val="24"/>
+        </w:rPr>
+      </w:pPr>
+    </w:p>
+    <w:p>
+      <w:pPr>
+        <w:rPr>
+          <w:color w:val="00B0F0"/>
+          <w:sz w:val="24"/>
+          <w:szCs w:val="24"/>
+        </w:rPr>
+      </w:pPr>
+      <w:r>
+        <w:rPr>
+          <w:color w:val="00B0F0"/>
+          <w:sz w:val="24"/>
+          <w:szCs w:val="24"/>
+        </w:rPr>
+        <w:t>5.</w:t>
+      </w:r>
+      <w:r>
+        <w:rPr>
+          <w:color w:val="00B0F0"/>
+          <w:sz w:val="24"/>
+          <w:szCs w:val="24"/>
+        </w:rPr>
+        <w:t>2</w:t>
+      </w:r>
+      <w:r>
+        <w:rPr>
+          <w:color w:val="00B0F0"/>
+          <w:sz w:val="24"/>
+          <w:szCs w:val="24"/>
+        </w:rPr>
+        <w:t xml:space="preserve"> </w:t>
+      </w:r>
+      <w:r>
+        <w:rPr>
+          <w:color w:val="00B0F0"/>
+          <w:sz w:val="24"/>
+          <w:szCs w:val="24"/>
+        </w:rPr>
+        <w:t>Loading the Dataset</w:t>
+      </w:r>
+    </w:p>
+    <w:p>
+      <w:r>
+        <w:t xml:space="preserve">Implemented a reusable </w:t>
+      </w:r>
+      <w:proofErr w:type="spellStart"/>
+      <w:r>
+        <w:rPr>
+          <w:rStyle w:val="HTMLCode"/>
+          <w:rFonts w:ascii="Arial" w:eastAsia="Arial" w:hAnsi="Arial" w:cs="Arial"/>
+          <w:sz w:val="22"/>
+          <w:szCs w:val="22"/>
+        </w:rPr>
+        <w:t>load_</w:t>
+      </w:r>
+      <w:proofErr w:type="gramStart"/>
+      <w:r>
+        <w:rPr>
+          <w:rStyle w:val="HTMLCode"/>
+          <w:rFonts w:ascii="Arial" w:eastAsia="Arial" w:hAnsi="Arial" w:cs="Arial"/>
+          <w:sz w:val="22"/>
+          <w:szCs w:val="22"/>
+        </w:rPr>
+        <w:t>data</w:t>
+      </w:r>
+      <w:proofErr w:type="spellEnd"/>
+      <w:r>
+        <w:rPr>
+          <w:rStyle w:val="HTMLCode"/>
+          <w:rFonts w:ascii="Arial" w:eastAsia="Arial" w:hAnsi="Arial" w:cs="Arial"/>
+          <w:sz w:val="22"/>
+          <w:szCs w:val="22"/>
+        </w:rPr>
+        <w:t>(</w:t>
+      </w:r>
+      <w:proofErr w:type="gramEnd"/>
+      <w:r>
+        <w:rPr>
+          <w:rStyle w:val="HTMLCode"/>
+          <w:rFonts w:ascii="Arial" w:eastAsia="Arial" w:hAnsi="Arial" w:cs="Arial"/>
+          <w:sz w:val="22"/>
+          <w:szCs w:val="22"/>
+        </w:rPr>
+        <w:t>)</w:t>
+      </w:r>
+      <w:r>
+        <w:t xml:space="preserve"> function to read the weather dataset from the raw data directory. This improves code modularity and simplifies data loading across the project.</w:t>
+      </w:r>
+    </w:p>
+    <w:p>
+      <w:r>
+        <w:drawing>
+          <wp:inline distT="0" distB="0" distL="0" distR="0" wp14:anchorId="412ADE28" wp14:editId="10EA292A">
+            <wp:extent cx="5733415" cy="1186180"/>
+            <wp:effectExtent l="0" t="0" r="635" b="0"/>
+            <wp:docPr id="578159900" name="Picture 1"/>
+            <wp:cNvGraphicFramePr>
+              <a:graphicFrameLocks xmlns:a="http://schemas.openxmlformats.org/drawingml/2006/main" noChangeAspect="1"/>
+            </wp:cNvGraphicFramePr>
+            <a:graphic xmlns:a="http://schemas.openxmlformats.org/drawingml/2006/main">
+              <a:graphicData uri="http://schemas.openxmlformats.org/drawingml/2006/picture">
+                <pic:pic xmlns:pic="http://schemas.openxmlformats.org/drawingml/2006/picture">
+                  <pic:nvPicPr>
+                    <pic:cNvPr id="578159900" name=""/>
+                    <pic:cNvPicPr/>
+                  </pic:nvPicPr>
+                  <pic:blipFill>
+                    <a:blip r:embed="rId6"/>
+                    <a:stretch>
+                      <a:fillRect/>
+                    </a:stretch>
+                  </pic:blipFill>
+                  <pic:spPr>
+                    <a:xfrm>
+                      <a:off x="0" y="0"/>
+                      <a:ext cx="5733415" cy="1186180"/>
+                    </a:xfrm>
+                    <a:prstGeom prst="rect">
+                      <a:avLst/>
+                    </a:prstGeom>
+                  </pic:spPr>
+                </pic:pic>
+              </a:graphicData>
+            </a:graphic>
+          </wp:inline>
+        </w:drawing>
+      </w:r>
+    </w:p>
+    <w:p>
+      <w:pPr>
+        <w:rPr>
+          <w:color w:val="00B0F0"/>
+          <w:sz w:val="24"/>
+          <w:szCs w:val="24"/>
+        </w:rPr>
+      </w:pPr>
+      <w:r>
+        <w:rPr>
+          <w:color w:val="00B0F0"/>
+          <w:sz w:val="24"/>
+          <w:szCs w:val="24"/>
+        </w:rPr>
+        <w:t>5.3</w:t>
+      </w:r>
+      <w:r>
+        <w:rPr>
+          <w:color w:val="00B0F0"/>
+          <w:sz w:val="24"/>
+          <w:szCs w:val="24"/>
+        </w:rPr>
+        <w:t xml:space="preserve"> </w:t>
+      </w:r>
+      <w:r>
+        <w:rPr>
+          <w:color w:val="00B0F0"/>
+          <w:sz w:val="24"/>
+          <w:szCs w:val="24"/>
+        </w:rPr>
+        <w:t>Automated Exploratory Data Analysis Report</w:t>
+      </w:r>
+    </w:p>
+    <w:p>
+      <w:r>
+        <w:t xml:space="preserve">Generated an automated exploratory data analysis report using </w:t>
+      </w:r>
+      <w:proofErr w:type="spellStart"/>
+      <w:r>
+        <w:t>Sweetviz</w:t>
+      </w:r>
+      <w:proofErr w:type="spellEnd"/>
+      <w:r>
+        <w:t>. The report provides statistical summaries, feature distributions, and data quality insights.</w:t>
+      </w:r>
+    </w:p>
+    <w:p>
+      <w:r>
+        <w:lastRenderedPageBreak/>
+        <w:drawing>
+          <wp:inline distT="0" distB="0" distL="0" distR="0" wp14:anchorId="1E221A00" wp14:editId="26C25521">
+            <wp:extent cx="6381204" cy="2286000"/>
+            <wp:effectExtent l="0" t="0" r="635" b="0"/>
+            <wp:docPr id="294783325" name="Picture 1"/>
+            <wp:cNvGraphicFramePr>
+              <a:graphicFrameLocks xmlns:a="http://schemas.openxmlformats.org/drawingml/2006/main" noChangeAspect="1"/>
+            </wp:cNvGraphicFramePr>
+            <a:graphic xmlns:a="http://schemas.openxmlformats.org/drawingml/2006/main">
+              <a:graphicData uri="http://schemas.openxmlformats.org/drawingml/2006/picture">
+                <pic:pic xmlns:pic="http://schemas.openxmlformats.org/drawingml/2006/picture">
+                  <pic:nvPicPr>
+                    <pic:cNvPr id="294783325" name=""/>
+                    <pic:cNvPicPr/>
+                  </pic:nvPicPr>
+                  <pic:blipFill>
+                    <a:blip r:embed="rId7"/>
+                    <a:stretch>
+                      <a:fillRect/>
+                    </a:stretch>
+                  </pic:blipFill>
+                  <pic:spPr>
+                    <a:xfrm>
+                      <a:off x="0" y="0"/>
+                      <a:ext cx="6427764" cy="2302680"/>
+                    </a:xfrm>
+                    <a:prstGeom prst="rect">
+                      <a:avLst/>
+                    </a:prstGeom>
+                  </pic:spPr>
+                </pic:pic>
+              </a:graphicData>
+            </a:graphic>
+          </wp:inline>
+        </w:drawing>
+      </w:r>
+    </w:p>
+    <w:p>
+      <w:pPr>
+        <w:rPr>
+          <w:color w:val="EE0000"/>
+          <w:sz w:val="24"/>
+          <w:szCs w:val="24"/>
+        </w:rPr>
+      </w:pPr>
+      <w:r>
+        <w:rPr>
+          <w:color w:val="EE0000"/>
+          <w:sz w:val="24"/>
+          <w:szCs w:val="24"/>
+        </w:rPr>
+        <w:t>Summary</w:t>
+      </w:r>
+    </w:p>
+    <w:p>
+      <w:r>
+        <w:t xml:space="preserve">The data collection and inspection phase successfully imported the Delhi weather dataset and verified its completeness, structure, and quality. Initial exploration confirmed the availability of all required weather variables, correct dataset dimensions, and appropriate data types. System resource monitoring and an automated </w:t>
+      </w:r>
+      <w:proofErr w:type="spellStart"/>
+      <w:r>
+        <w:t>Sweetviz</w:t>
+      </w:r>
+      <w:proofErr w:type="spellEnd"/>
+      <w:r>
+        <w:t xml:space="preserve"> report provided additional insights into the dataset before preprocessing.</w:t>
+      </w:r>
+    </w:p>
+    <w:p/>
+    <w:p>
+      <w:pPr>
+        <w:rPr>
+          <w:color w:val="00B0F0"/>
+          <w:sz w:val="28"/>
+          <w:szCs w:val="28"/>
+        </w:rPr>
+      </w:pPr>
+      <w:r>
+        <w:rPr>
+          <w:color w:val="00B0F0"/>
+          <w:sz w:val="28"/>
+          <w:szCs w:val="28"/>
+        </w:rPr>
+        <w:t>6.</w:t>
+      </w:r>
+      <w:r>
+        <w:rPr>
+          <w:color w:val="00B0F0"/>
+          <w:sz w:val="28"/>
+          <w:szCs w:val="28"/>
+        </w:rPr>
+        <w:t>Data Cleaning &amp; Validation</w:t>
+      </w:r>
+    </w:p>
+    <w:p>
+      <w:pPr>
+        <w:rPr>
+          <w:color w:val="00B0F0"/>
+          <w:sz w:val="24"/>
+          <w:szCs w:val="24"/>
+        </w:rPr>
+      </w:pPr>
+      <w:r>
+        <w:rPr>
+          <w:color w:val="00B0F0"/>
+          <w:sz w:val="24"/>
+          <w:szCs w:val="24"/>
+        </w:rPr>
+        <w:t xml:space="preserve">6.1 </w:t>
+      </w:r>
+      <w:r>
+        <w:rPr>
+          <w:color w:val="00B0F0"/>
+          <w:sz w:val="24"/>
+          <w:szCs w:val="24"/>
+        </w:rPr>
+        <w:t>Dataset Structure and Information</w:t>
+      </w:r>
+    </w:p>
+    <w:tbl>
+      <w:tblPr>
+        <w:tblW w:w="0" w:type="auto"/>
+        <w:tblCellSpacing w:w="15" w:type="dxa"/>
+        <w:tblCellMar>
+          <w:top w:w="15" w:type="dxa"/>
+          <w:left w:w="15" w:type="dxa"/>
+          <w:bottom w:w="15" w:type="dxa"/>
+          <w:right w:w="15" w:type="dxa"/>
+        </w:tblCellMar>
+        <w:tblLook w:val="04A0" w:firstRow="1" w:lastRow="0" w:firstColumn="1" w:lastColumn="0" w:noHBand="0" w:noVBand="1"/>
+      </w:tblPr>
+      <w:tblGrid>
+        <w:gridCol w:w="9029"/>
+      </w:tblGrid>
+      <w:tr>
+        <w:trPr>
+          <w:tblCellSpacing w:w="15" w:type="dxa"/>
+        </w:trPr>
+        <w:tc>
+          <w:tcPr>
+            <w:tcW w:w="0" w:type="auto"/>
+            <w:vAlign w:val="center"/>
+            <w:hideMark/>
+          </w:tcPr>
+          <w:p>
+            <w:pPr>
+              <w:spacing w:line="240" w:lineRule="auto"/>
+              <w:rPr>
+                <w:rFonts w:eastAsia="Times New Roman"/>
+                <w:lang w:val="en-IN"/>
+              </w:rPr>
+            </w:pPr>
+            <w:r>
+              <w:rPr>
+                <w:rFonts w:eastAsia="Times New Roman"/>
+                <w:lang w:val="en-IN"/>
+              </w:rPr>
+              <w:t xml:space="preserve">Examined the dataset structure, data types, and non-null counts using the </w:t>
+            </w:r>
+            <w:proofErr w:type="gramStart"/>
+            <w:r>
+              <w:rPr>
+                <w:rFonts w:eastAsia="Times New Roman"/>
+                <w:lang w:val="en-IN"/>
+              </w:rPr>
+              <w:t>info(</w:t>
+            </w:r>
+            <w:proofErr w:type="gramEnd"/>
+            <w:r>
+              <w:rPr>
+                <w:rFonts w:eastAsia="Times New Roman"/>
+                <w:lang w:val="en-IN"/>
+              </w:rPr>
+              <w:t>) function. This provides an overview of data completeness and memory usage.</w:t>
+            </w:r>
+          </w:p>
+        </w:tc>
+      </w:tr>
+    </w:tbl>
+    <w:p>
+      <w:pPr>
+        <w:spacing w:line="240" w:lineRule="auto"/>
+        <w:rPr>
+          <w:rFonts w:eastAsia="Times New Roman"/>
+          <w:vanish/>
+          <w:lang w:val="en-IN"/>
+        </w:rPr>
+      </w:pPr>
+    </w:p>
+    <w:p>
+      <w:pPr>
+        <w:spacing w:line="240" w:lineRule="auto"/>
+        <w:rPr>
+          <w:rFonts w:eastAsia="Times New Roman"/>
+          <w:vanish/>
+          <w:lang w:val="en-IN"/>
+        </w:rPr>
+      </w:pPr>
+    </w:p>
+    <w:p>
+      <w:pPr>
+        <w:rPr>
+          <w:rFonts w:eastAsia="Times New Roman"/>
+          <w:sz w:val="24"/>
+          <w:szCs w:val="24"/>
+          <w:lang w:val="en-IN"/>
+        </w:rPr>
+      </w:pPr>
+      <w:r>
+        <w:rPr>
+          <w:rFonts w:eastAsia="Times New Roman"/>
+          <w:lang w:val="en-IN"/>
+        </w:rPr>
+        <w:t>Verified that all records are arranged in chronological order using the dataset index. Proper ordering is essential for time-series forecasting</w:t>
+      </w:r>
+      <w:r>
+        <w:rPr>
+          <w:rFonts w:eastAsia="Times New Roman"/>
+          <w:sz w:val="24"/>
+          <w:szCs w:val="24"/>
+          <w:lang w:val="en-IN"/>
+        </w:rPr>
+        <w:t>.</w:t>
+      </w:r>
+    </w:p>
+    <w:p>
+      <w:pPr>
+        <w:rPr>
+          <w:color w:val="000000" w:themeColor="text1"/>
+          <w:sz w:val="18"/>
+          <w:szCs w:val="18"/>
+        </w:rPr>
+      </w:pPr>
+      <w:r>
+        <w:rPr>
+          <w:color w:val="000000" w:themeColor="text1"/>
+          <w:sz w:val="18"/>
+          <w:szCs w:val="18"/>
+        </w:rPr>
+        <w:drawing>
+          <wp:inline distT="0" distB="0" distL="0" distR="0" wp14:anchorId="08B9EC25" wp14:editId="451F5BB0">
+            <wp:extent cx="5193030" cy="3159369"/>
+            <wp:effectExtent l="0" t="0" r="7620" b="3175"/>
+            <wp:docPr id="1515728059" name="Picture 1"/>
+            <wp:cNvGraphicFramePr>
+              <a:graphicFrameLocks xmlns:a="http://schemas.openxmlformats.org/drawingml/2006/main" noChangeAspect="1"/>
+            </wp:cNvGraphicFramePr>
+            <a:graphic xmlns:a="http://schemas.openxmlformats.org/drawingml/2006/main">
+              <a:graphicData uri="http://schemas.openxmlformats.org/drawingml/2006/picture">
+                <pic:pic xmlns:pic="http://schemas.openxmlformats.org/drawingml/2006/picture">
+                  <pic:nvPicPr>
+                    <pic:cNvPr id="1515728059" name=""/>
+                    <pic:cNvPicPr/>
+                  </pic:nvPicPr>
+                  <pic:blipFill>
+                    <a:blip r:embed="rId8"/>
+                    <a:stretch>
+                      <a:fillRect/>
+                    </a:stretch>
+                  </pic:blipFill>
+                  <pic:spPr>
+                    <a:xfrm>
+                      <a:off x="0" y="0"/>
+                      <a:ext cx="5207356" cy="3168085"/>
+                    </a:xfrm>
+                    <a:prstGeom prst="rect">
+                      <a:avLst/>
+                    </a:prstGeom>
+                  </pic:spPr>
+                </pic:pic>
+              </a:graphicData>
+            </a:graphic>
+          </wp:inline>
+        </w:drawing>
+      </w:r>
+    </w:p>
+    <w:p>
+      <w:pPr>
+        <w:rPr>
+          <w:color w:val="00B0F0"/>
+          <w:sz w:val="24"/>
+          <w:szCs w:val="24"/>
+        </w:rPr>
+      </w:pPr>
+      <w:r>
+        <w:rPr>
+          <w:color w:val="00B0F0"/>
+          <w:sz w:val="24"/>
+          <w:szCs w:val="24"/>
+        </w:rPr>
+        <w:t xml:space="preserve">6.2 </w:t>
+      </w:r>
+      <w:r>
+        <w:rPr>
+          <w:color w:val="00B0F0"/>
+          <w:sz w:val="24"/>
+          <w:szCs w:val="24"/>
+        </w:rPr>
+        <w:t>Duplicate Record</w:t>
+      </w:r>
+      <w:r>
+        <w:rPr>
+          <w:color w:val="00B0F0"/>
+          <w:sz w:val="24"/>
+          <w:szCs w:val="24"/>
+        </w:rPr>
+        <w:t xml:space="preserve">s &amp; </w:t>
+      </w:r>
+      <w:r>
+        <w:rPr>
+          <w:color w:val="00B0F0"/>
+          <w:sz w:val="24"/>
+          <w:szCs w:val="24"/>
+        </w:rPr>
+        <w:t>Missing Value Analysis</w:t>
+      </w:r>
+    </w:p>
+    <w:p>
+      <w:r>
+        <w:t>Checked the dataset for duplicate records to ensure data uniqueness. No duplicate observations were found.</w:t>
+      </w:r>
+      <w:r>
+        <w:t xml:space="preserve"> </w:t>
+      </w:r>
+      <w:r>
+        <w:t xml:space="preserve">Visualized missing values using the </w:t>
+      </w:r>
+      <w:proofErr w:type="spellStart"/>
+      <w:r>
+        <w:t>Missingno</w:t>
+      </w:r>
+      <w:proofErr w:type="spellEnd"/>
+      <w:r>
+        <w:t xml:space="preserve"> library to assess data completeness. The dataset contains no missing values across all features.</w:t>
+      </w:r>
+    </w:p>
+    <w:p>
+      <w:pPr>
+        <w:rPr>
+          <w:color w:val="000000" w:themeColor="text1"/>
+          <w:sz w:val="18"/>
+          <w:szCs w:val="18"/>
+        </w:rPr>
+      </w:pPr>
+      <w:r>
+        <w:rPr>
+          <w:color w:val="000000" w:themeColor="text1"/>
+          <w:sz w:val="18"/>
+          <w:szCs w:val="18"/>
+        </w:rPr>
+        <w:lastRenderedPageBreak/>
+        <w:drawing>
+          <wp:inline distT="0" distB="0" distL="0" distR="0" wp14:anchorId="113EBF19" wp14:editId="6C3A24FB">
+            <wp:extent cx="5733415" cy="3221990"/>
+            <wp:effectExtent l="0" t="0" r="635" b="0"/>
+            <wp:docPr id="1187764034" name="Picture 1"/>
+            <wp:cNvGraphicFramePr>
+              <a:graphicFrameLocks xmlns:a="http://schemas.openxmlformats.org/drawingml/2006/main" noChangeAspect="1"/>
+            </wp:cNvGraphicFramePr>
+            <a:graphic xmlns:a="http://schemas.openxmlformats.org/drawingml/2006/main">
+              <a:graphicData uri="http://schemas.openxmlformats.org/drawingml/2006/picture">
+                <pic:pic xmlns:pic="http://schemas.openxmlformats.org/drawingml/2006/picture">
+                  <pic:nvPicPr>
+                    <pic:cNvPr id="1187764034" name=""/>
+                    <pic:cNvPicPr/>
+                  </pic:nvPicPr>
+                  <pic:blipFill>
+                    <a:blip r:embed="rId9"/>
+                    <a:stretch>
+                      <a:fillRect/>
+                    </a:stretch>
+                  </pic:blipFill>
+                  <pic:spPr>
+                    <a:xfrm>
+                      <a:off x="0" y="0"/>
+                      <a:ext cx="5733415" cy="3221990"/>
+                    </a:xfrm>
+                    <a:prstGeom prst="rect">
+                      <a:avLst/>
+                    </a:prstGeom>
+                  </pic:spPr>
+                </pic:pic>
+              </a:graphicData>
+            </a:graphic>
+          </wp:inline>
+        </w:drawing>
+      </w:r>
+    </w:p>
+    <w:p>
+      <w:pPr>
+        <w:rPr>
+          <w:color w:val="00B0F0"/>
+        </w:rPr>
+      </w:pPr>
+      <w:r>
+        <w:rPr>
+          <w:color w:val="00B0F0"/>
+        </w:rPr>
+        <w:t xml:space="preserve">6.3 </w:t>
+      </w:r>
+      <w:r>
+        <w:rPr>
+          <w:color w:val="00B0F0"/>
+        </w:rPr>
+        <w:t>Post-validation Dataset Verification</w:t>
+      </w:r>
+    </w:p>
+    <w:p>
+      <w:r>
+        <w:t>Validated the cleaned dataset using the custom validation module to verify data consistency. The validation confirmed that no datatype or formatting issues exist.</w:t>
+      </w:r>
+    </w:p>
+    <w:p>
+      <w:pPr>
+        <w:rPr>
+          <w:color w:val="000000" w:themeColor="text1"/>
+          <w:sz w:val="18"/>
+          <w:szCs w:val="18"/>
+        </w:rPr>
+      </w:pPr>
+      <w:r>
+        <w:rPr>
+          <w:color w:val="000000" w:themeColor="text1"/>
+          <w:sz w:val="18"/>
+          <w:szCs w:val="18"/>
+        </w:rPr>
+        <w:drawing>
+          <wp:inline distT="0" distB="0" distL="0" distR="0" wp14:anchorId="7B3B0CDA" wp14:editId="3D23ABB1">
+            <wp:extent cx="5733415" cy="1216660"/>
+            <wp:effectExtent l="0" t="0" r="635" b="2540"/>
+            <wp:docPr id="1059882482" name="Picture 1"/>
+            <wp:cNvGraphicFramePr>
+              <a:graphicFrameLocks xmlns:a="http://schemas.openxmlformats.org/drawingml/2006/main" noChangeAspect="1"/>
+            </wp:cNvGraphicFramePr>
+            <a:graphic xmlns:a="http://schemas.openxmlformats.org/drawingml/2006/main">
+              <a:graphicData uri="http://schemas.openxmlformats.org/drawingml/2006/picture">
+                <pic:pic xmlns:pic="http://schemas.openxmlformats.org/drawingml/2006/picture">
+                  <pic:nvPicPr>
+                    <pic:cNvPr id="1059882482" name=""/>
+                    <pic:cNvPicPr/>
+                  </pic:nvPicPr>
+                  <pic:blipFill>
+                    <a:blip r:embed="rId10"/>
+                    <a:stretch>
+                      <a:fillRect/>
+                    </a:stretch>
+                  </pic:blipFill>
+                  <pic:spPr>
+                    <a:xfrm>
+                      <a:off x="0" y="0"/>
+                      <a:ext cx="5733415" cy="1216660"/>
+                    </a:xfrm>
+                    <a:prstGeom prst="rect">
+                      <a:avLst/>
+                    </a:prstGeom>
+                  </pic:spPr>
+                </pic:pic>
+              </a:graphicData>
+            </a:graphic>
+          </wp:inline>
+        </w:drawing>
+      </w:r>
+    </w:p>
+    <w:p>
+      <w:pPr>
+        <w:rPr>
+          <w:color w:val="EE0000"/>
+          <w:sz w:val="24"/>
+          <w:szCs w:val="24"/>
+        </w:rPr>
+      </w:pPr>
+      <w:r>
+        <w:rPr>
+          <w:color w:val="EE0000"/>
+          <w:sz w:val="24"/>
+          <w:szCs w:val="24"/>
+        </w:rPr>
+        <w:t>Summary</w:t>
+      </w:r>
+    </w:p>
+    <w:p>
+      <w:pPr>
+        <w:rPr>
+          <w:color w:val="000000" w:themeColor="text1"/>
+          <w:sz w:val="18"/>
+          <w:szCs w:val="18"/>
+        </w:rPr>
+      </w:pPr>
+      <w:r>
+        <w:t xml:space="preserve">During this phase, the dataset was cleaned and validated to ensure high data quality for analysis and </w:t>
+      </w:r>
+      <w:proofErr w:type="spellStart"/>
+      <w:r>
+        <w:t>modeling</w:t>
+      </w:r>
+      <w:proofErr w:type="spellEnd"/>
+      <w:r>
+        <w:t>. Duplicate records, missing values, and data inconsistencies were examined, while feature names and datetime formats were standardized. The validated dataset was then stored for subsequent feature engineering and forecasting tasks.</w:t>
+      </w:r>
+    </w:p>
+    <w:p>
+      <w:pPr>
+        <w:rPr>
+          <w:color w:val="00B0F0"/>
+          <w:sz w:val="28"/>
+          <w:szCs w:val="28"/>
+        </w:rPr>
+      </w:pPr>
+      <w:r>
+        <w:rPr>
+          <w:color w:val="00B0F0"/>
+          <w:sz w:val="28"/>
+          <w:szCs w:val="28"/>
+        </w:rPr>
+        <w:t>7.</w:t>
+      </w:r>
+      <w:r>
+        <w:rPr>
+          <w:color w:val="00B0F0"/>
+          <w:sz w:val="28"/>
+          <w:szCs w:val="28"/>
+        </w:rPr>
+        <w:t>EDA (Exploratory Data Analysis)</w:t>
+      </w:r>
+      <w:r>
+        <w:rPr>
+          <w:color w:val="00B0F0"/>
+          <w:sz w:val="28"/>
+          <w:szCs w:val="28"/>
+        </w:rPr>
+        <w:t xml:space="preserve"> &amp; Feature Engineering</w:t>
+      </w:r>
+    </w:p>
+    <w:p>
+      <w:pPr>
+        <w:rPr>
+          <w:color w:val="00B0F0"/>
+          <w:sz w:val="24"/>
+          <w:szCs w:val="24"/>
+        </w:rPr>
+      </w:pPr>
+      <w:r>
+        <w:rPr>
+          <w:color w:val="00B0F0"/>
+          <w:sz w:val="24"/>
+          <w:szCs w:val="24"/>
+        </w:rPr>
+        <w:t xml:space="preserve">7.1 </w:t>
+      </w:r>
+      <w:r>
+        <w:rPr>
+          <w:color w:val="00B0F0"/>
+          <w:sz w:val="24"/>
+          <w:szCs w:val="24"/>
+        </w:rPr>
+        <w:t>Feature Engineering</w:t>
+      </w:r>
+    </w:p>
+    <w:p>
+      <w:r>
+        <w:t>Generated rolling statistics, cyclical time features, and calendar-based features to capture temporal patterns. These engineered features improve forecasting model performance.</w:t>
+      </w:r>
+    </w:p>
+    <w:p>
+      <w:r>
+        <w:drawing>
+          <wp:inline distT="0" distB="0" distL="0" distR="0" wp14:anchorId="3A8C2454" wp14:editId="2D5A7E36">
+            <wp:extent cx="4580017" cy="396274"/>
+            <wp:effectExtent l="0" t="0" r="0" b="3810"/>
+            <wp:docPr id="1018522647" name="Picture 1"/>
+            <wp:cNvGraphicFramePr>
+              <a:graphicFrameLocks xmlns:a="http://schemas.openxmlformats.org/drawingml/2006/main" noChangeAspect="1"/>
+            </wp:cNvGraphicFramePr>
+            <a:graphic xmlns:a="http://schemas.openxmlformats.org/drawingml/2006/main">
+              <a:graphicData uri="http://schemas.openxmlformats.org/drawingml/2006/picture">
+                <pic:pic xmlns:pic="http://schemas.openxmlformats.org/drawingml/2006/picture">
+                  <pic:nvPicPr>
+                    <pic:cNvPr id="1018522647" name=""/>
+                    <pic:cNvPicPr/>
+                  </pic:nvPicPr>
+                  <pic:blipFill>
+                    <a:blip r:embed="rId11"/>
+                    <a:stretch>
+                      <a:fillRect/>
+                    </a:stretch>
+                  </pic:blipFill>
+                  <pic:spPr>
+                    <a:xfrm>
+                      <a:off x="0" y="0"/>
+                      <a:ext cx="4580017" cy="396274"/>
+                    </a:xfrm>
+                    <a:prstGeom prst="rect">
+                      <a:avLst/>
+                    </a:prstGeom>
+                  </pic:spPr>
+                </pic:pic>
+              </a:graphicData>
+            </a:graphic>
+          </wp:inline>
+        </w:drawing>
+      </w:r>
+    </w:p>
+    <w:p>
+      <w:r>
+        <w:lastRenderedPageBreak/>
+        <w:drawing>
+          <wp:inline distT="0" distB="0" distL="0" distR="0" wp14:anchorId="0548E746" wp14:editId="549587FD">
+            <wp:extent cx="6429153" cy="4460631"/>
+            <wp:effectExtent l="0" t="0" r="0" b="0"/>
+            <wp:docPr id="1768517463" name="Picture 1"/>
+            <wp:cNvGraphicFramePr>
+              <a:graphicFrameLocks xmlns:a="http://schemas.openxmlformats.org/drawingml/2006/main" noChangeAspect="1"/>
+            </wp:cNvGraphicFramePr>
+            <a:graphic xmlns:a="http://schemas.openxmlformats.org/drawingml/2006/main">
+              <a:graphicData uri="http://schemas.openxmlformats.org/drawingml/2006/picture">
+                <pic:pic xmlns:pic="http://schemas.openxmlformats.org/drawingml/2006/picture">
+                  <pic:nvPicPr>
+                    <pic:cNvPr id="1768517463" name=""/>
+                    <pic:cNvPicPr/>
+                  </pic:nvPicPr>
+                  <pic:blipFill>
+                    <a:blip r:embed="rId12"/>
+                    <a:stretch>
+                      <a:fillRect/>
+                    </a:stretch>
+                  </pic:blipFill>
+                  <pic:spPr>
+                    <a:xfrm>
+                      <a:off x="0" y="0"/>
+                      <a:ext cx="6527923" cy="4529159"/>
+                    </a:xfrm>
+                    <a:prstGeom prst="rect">
+                      <a:avLst/>
+                    </a:prstGeom>
+                  </pic:spPr>
+                </pic:pic>
+              </a:graphicData>
+            </a:graphic>
+          </wp:inline>
+        </w:drawing>
+      </w:r>
+    </w:p>
+    <w:p>
+      <w:pPr>
+        <w:rPr>
+          <w:color w:val="002060"/>
+          <w:sz w:val="24"/>
+          <w:szCs w:val="24"/>
+        </w:rPr>
+      </w:pPr>
+      <w:r>
+        <w:rPr>
+          <w:color w:val="002060"/>
+          <w:sz w:val="24"/>
+          <w:szCs w:val="24"/>
+        </w:rPr>
+        <w:t xml:space="preserve">7.2 </w:t>
+      </w:r>
+      <w:r>
+        <w:rPr>
+          <w:color w:val="002060"/>
+          <w:sz w:val="24"/>
+          <w:szCs w:val="24"/>
+        </w:rPr>
+        <w:t>Weekly Maximum Temperature Analysis</w:t>
+      </w:r>
+    </w:p>
+    <w:p>
+      <w:r>
+        <w:t xml:space="preserve">Identified the weeks with the highest recorded temperatures over the study period. This helps </w:t>
+      </w:r>
+      <w:proofErr w:type="spellStart"/>
+      <w:r>
+        <w:t>analyze</w:t>
+      </w:r>
+      <w:proofErr w:type="spellEnd"/>
+      <w:r>
+        <w:t xml:space="preserve"> extreme weather events and seasonal peaks.</w:t>
+      </w:r>
+    </w:p>
+    <w:p>
+      <w:r>
+        <w:drawing>
+          <wp:inline distT="0" distB="0" distL="0" distR="0" wp14:anchorId="55E96B2C" wp14:editId="40B2C521">
+            <wp:extent cx="5733415" cy="1329055"/>
+            <wp:effectExtent l="0" t="0" r="635" b="4445"/>
+            <wp:docPr id="1991264652" name="Picture 1"/>
+            <wp:cNvGraphicFramePr>
+              <a:graphicFrameLocks xmlns:a="http://schemas.openxmlformats.org/drawingml/2006/main" noChangeAspect="1"/>
+            </wp:cNvGraphicFramePr>
+            <a:graphic xmlns:a="http://schemas.openxmlformats.org/drawingml/2006/main">
+              <a:graphicData uri="http://schemas.openxmlformats.org/drawingml/2006/picture">
+                <pic:pic xmlns:pic="http://schemas.openxmlformats.org/drawingml/2006/picture">
+                  <pic:nvPicPr>
+                    <pic:cNvPr id="1991264652" name=""/>
+                    <pic:cNvPicPr/>
+                  </pic:nvPicPr>
+                  <pic:blipFill>
+                    <a:blip r:embed="rId13"/>
+                    <a:stretch>
+                      <a:fillRect/>
+                    </a:stretch>
+                  </pic:blipFill>
+                  <pic:spPr>
+                    <a:xfrm>
+                      <a:off x="0" y="0"/>
+                      <a:ext cx="5733415" cy="1329055"/>
+                    </a:xfrm>
+                    <a:prstGeom prst="rect">
+                      <a:avLst/>
+                    </a:prstGeom>
+                  </pic:spPr>
+                </pic:pic>
+              </a:graphicData>
+            </a:graphic>
+          </wp:inline>
+        </w:drawing>
+      </w:r>
+    </w:p>
+    <w:p/>
+    <w:p>
+      <w:pPr>
+        <w:rPr>
+          <w:color w:val="002060"/>
+          <w:sz w:val="24"/>
+          <w:szCs w:val="24"/>
+        </w:rPr>
+      </w:pPr>
+      <w:r>
+        <w:rPr>
+          <w:color w:val="002060"/>
+          <w:sz w:val="24"/>
+          <w:szCs w:val="24"/>
+        </w:rPr>
+        <w:t xml:space="preserve">7.3 </w:t>
+      </w:r>
+      <w:r>
+        <w:rPr>
+          <w:color w:val="002060"/>
+          <w:sz w:val="24"/>
+          <w:szCs w:val="24"/>
+        </w:rPr>
+        <w:t>Monthly Maximum Temperature Analysis</w:t>
+      </w:r>
+    </w:p>
+    <w:p>
+      <w:r>
+        <w:t>Examined the months with the highest temperatures across different years. The analysis highlights recurring seasonal temperature patterns.</w:t>
+      </w:r>
+    </w:p>
+    <w:p>
+      <w:r>
+        <w:drawing>
+          <wp:inline distT="0" distB="0" distL="0" distR="0" wp14:anchorId="4ECCC2E4" wp14:editId="423E860B">
+            <wp:extent cx="5733415" cy="1385570"/>
+            <wp:effectExtent l="0" t="0" r="635" b="5080"/>
+            <wp:docPr id="1510479145" name="Picture 1"/>
+            <wp:cNvGraphicFramePr>
+              <a:graphicFrameLocks xmlns:a="http://schemas.openxmlformats.org/drawingml/2006/main" noChangeAspect="1"/>
+            </wp:cNvGraphicFramePr>
+            <a:graphic xmlns:a="http://schemas.openxmlformats.org/drawingml/2006/main">
+              <a:graphicData uri="http://schemas.openxmlformats.org/drawingml/2006/picture">
+                <pic:pic xmlns:pic="http://schemas.openxmlformats.org/drawingml/2006/picture">
+                  <pic:nvPicPr>
+                    <pic:cNvPr id="1510479145" name=""/>
+                    <pic:cNvPicPr/>
+                  </pic:nvPicPr>
+                  <pic:blipFill>
+                    <a:blip r:embed="rId14"/>
+                    <a:stretch>
+                      <a:fillRect/>
+                    </a:stretch>
+                  </pic:blipFill>
+                  <pic:spPr>
+                    <a:xfrm>
+                      <a:off x="0" y="0"/>
+                      <a:ext cx="5733415" cy="1385570"/>
+                    </a:xfrm>
+                    <a:prstGeom prst="rect">
+                      <a:avLst/>
+                    </a:prstGeom>
+                  </pic:spPr>
+                </pic:pic>
+              </a:graphicData>
+            </a:graphic>
+          </wp:inline>
+        </w:drawing>
+      </w:r>
+    </w:p>
+    <w:p/>
+    <w:p>
+      <w:pPr>
+        <w:rPr>
+          <w:color w:val="002060"/>
+          <w:sz w:val="24"/>
+          <w:szCs w:val="24"/>
+        </w:rPr>
+      </w:pPr>
+      <w:r>
+        <w:rPr>
+          <w:color w:val="002060"/>
+          <w:sz w:val="24"/>
+          <w:szCs w:val="24"/>
+        </w:rPr>
+        <w:lastRenderedPageBreak/>
+        <w:t xml:space="preserve">7.4 </w:t>
+      </w:r>
+      <w:r>
+        <w:rPr>
+          <w:color w:val="002060"/>
+          <w:sz w:val="24"/>
+          <w:szCs w:val="24"/>
+        </w:rPr>
+        <w:t>Yearly Maximum Temperature Analysis</w:t>
+      </w:r>
+    </w:p>
+    <w:p>
+      <w:r>
+        <w:t>Compared annual maximum temperatures to identify the hottest years in the dataset. This provides a long-term overview of temperature variations.</w:t>
+      </w:r>
+    </w:p>
+    <w:p>
+      <w:r>
+        <w:drawing>
+          <wp:inline distT="0" distB="0" distL="0" distR="0" wp14:anchorId="0CA27A00" wp14:editId="26A452F5">
+            <wp:extent cx="5733415" cy="1412240"/>
+            <wp:effectExtent l="0" t="0" r="635" b="0"/>
+            <wp:docPr id="1273506698" name="Picture 1"/>
+            <wp:cNvGraphicFramePr>
+              <a:graphicFrameLocks xmlns:a="http://schemas.openxmlformats.org/drawingml/2006/main" noChangeAspect="1"/>
+            </wp:cNvGraphicFramePr>
+            <a:graphic xmlns:a="http://schemas.openxmlformats.org/drawingml/2006/main">
+              <a:graphicData uri="http://schemas.openxmlformats.org/drawingml/2006/picture">
+                <pic:pic xmlns:pic="http://schemas.openxmlformats.org/drawingml/2006/picture">
+                  <pic:nvPicPr>
+                    <pic:cNvPr id="1273506698" name=""/>
+                    <pic:cNvPicPr/>
+                  </pic:nvPicPr>
+                  <pic:blipFill>
+                    <a:blip r:embed="rId15"/>
+                    <a:stretch>
+                      <a:fillRect/>
+                    </a:stretch>
+                  </pic:blipFill>
+                  <pic:spPr>
+                    <a:xfrm>
+                      <a:off x="0" y="0"/>
+                      <a:ext cx="5733415" cy="1412240"/>
+                    </a:xfrm>
+                    <a:prstGeom prst="rect">
+                      <a:avLst/>
+                    </a:prstGeom>
+                  </pic:spPr>
+                </pic:pic>
+              </a:graphicData>
+            </a:graphic>
+          </wp:inline>
+        </w:drawing>
+      </w:r>
+    </w:p>
+    <w:p>
+      <w:pPr>
+        <w:rPr>
+          <w:color w:val="002060"/>
+          <w:sz w:val="24"/>
+          <w:szCs w:val="24"/>
+        </w:rPr>
+      </w:pPr>
+      <w:r>
+        <w:rPr>
+          <w:color w:val="002060"/>
+          <w:sz w:val="24"/>
+          <w:szCs w:val="24"/>
+        </w:rPr>
+        <w:t xml:space="preserve">7.5 </w:t>
+      </w:r>
+      <w:r>
+        <w:rPr>
+          <w:color w:val="002060"/>
+          <w:sz w:val="24"/>
+          <w:szCs w:val="24"/>
+        </w:rPr>
+        <w:t>Seasonal Decomposition</w:t>
+      </w:r>
+    </w:p>
+    <w:p>
+      <w:r>
+        <w:t>Decomposed each time series into trend, seasonal, and residual components. This helps identify underlying temporal patterns in the weather data.</w:t>
+      </w:r>
+    </w:p>
+    <w:p>
+      <w:r>
+        <w:drawing>
+          <wp:inline distT="0" distB="0" distL="0" distR="0" wp14:anchorId="19D28D84" wp14:editId="66797F56">
+            <wp:extent cx="5733415" cy="3335215"/>
+            <wp:effectExtent l="0" t="0" r="635" b="0"/>
+            <wp:docPr id="1601657847" name="Picture 1"/>
+            <wp:cNvGraphicFramePr>
+              <a:graphicFrameLocks xmlns:a="http://schemas.openxmlformats.org/drawingml/2006/main" noChangeAspect="1"/>
+            </wp:cNvGraphicFramePr>
+            <a:graphic xmlns:a="http://schemas.openxmlformats.org/drawingml/2006/main">
+              <a:graphicData uri="http://schemas.openxmlformats.org/drawingml/2006/picture">
+                <pic:pic xmlns:pic="http://schemas.openxmlformats.org/drawingml/2006/picture">
+                  <pic:nvPicPr>
+                    <pic:cNvPr id="1601657847" name=""/>
+                    <pic:cNvPicPr/>
+                  </pic:nvPicPr>
+                  <pic:blipFill>
+                    <a:blip r:embed="rId16"/>
+                    <a:stretch>
+                      <a:fillRect/>
+                    </a:stretch>
+                  </pic:blipFill>
+                  <pic:spPr>
+                    <a:xfrm>
+                      <a:off x="0" y="0"/>
+                      <a:ext cx="5772870" cy="3358166"/>
+                    </a:xfrm>
+                    <a:prstGeom prst="rect">
+                      <a:avLst/>
+                    </a:prstGeom>
+                  </pic:spPr>
+                </pic:pic>
+              </a:graphicData>
+            </a:graphic>
+          </wp:inline>
+        </w:drawing>
+      </w:r>
+    </w:p>
+    <w:p>
+      <w:pPr>
+        <w:rPr>
+          <w:color w:val="002060"/>
+          <w:sz w:val="24"/>
+          <w:szCs w:val="24"/>
+        </w:rPr>
+      </w:pPr>
+      <w:r>
+        <w:rPr>
+          <w:color w:val="002060"/>
+          <w:sz w:val="24"/>
+          <w:szCs w:val="24"/>
+        </w:rPr>
+        <w:t xml:space="preserve">7.6 </w:t>
+      </w:r>
+      <w:r>
+        <w:rPr>
+          <w:color w:val="002060"/>
+          <w:sz w:val="24"/>
+          <w:szCs w:val="24"/>
+        </w:rPr>
+        <w:t>Rolling Mean and Standard Deviation Test</w:t>
+      </w:r>
+    </w:p>
+    <w:p>
+      <w:r>
+        <w:t>Compared the rolling mean and rolling standard deviation to evaluate stationarity visually. Variations indicate changes in the statistical properties over time.</w:t>
+      </w:r>
+    </w:p>
+    <w:p>
+      <w:r>
+        <w:lastRenderedPageBreak/>
+        <w:drawing>
+          <wp:inline distT="0" distB="0" distL="0" distR="0" wp14:anchorId="3C9537E7" wp14:editId="1CE1CCC4">
+            <wp:extent cx="5733415" cy="2578735"/>
+            <wp:effectExtent l="0" t="0" r="635" b="0"/>
+            <wp:docPr id="1945991112" name="Picture 1"/>
+            <wp:cNvGraphicFramePr>
+              <a:graphicFrameLocks xmlns:a="http://schemas.openxmlformats.org/drawingml/2006/main" noChangeAspect="1"/>
+            </wp:cNvGraphicFramePr>
+            <a:graphic xmlns:a="http://schemas.openxmlformats.org/drawingml/2006/main">
+              <a:graphicData uri="http://schemas.openxmlformats.org/drawingml/2006/picture">
+                <pic:pic xmlns:pic="http://schemas.openxmlformats.org/drawingml/2006/picture">
+                  <pic:nvPicPr>
+                    <pic:cNvPr id="1945991112" name=""/>
+                    <pic:cNvPicPr/>
+                  </pic:nvPicPr>
+                  <pic:blipFill>
+                    <a:blip r:embed="rId17"/>
+                    <a:stretch>
+                      <a:fillRect/>
+                    </a:stretch>
+                  </pic:blipFill>
+                  <pic:spPr>
+                    <a:xfrm>
+                      <a:off x="0" y="0"/>
+                      <a:ext cx="5733415" cy="2578735"/>
+                    </a:xfrm>
+                    <a:prstGeom prst="rect">
+                      <a:avLst/>
+                    </a:prstGeom>
+                  </pic:spPr>
+                </pic:pic>
+              </a:graphicData>
+            </a:graphic>
+          </wp:inline>
+        </w:drawing>
+      </w:r>
+    </w:p>
+    <w:p>
+      <w:pPr>
+        <w:rPr>
+          <w:color w:val="002060"/>
+          <w:sz w:val="24"/>
+          <w:szCs w:val="24"/>
+        </w:rPr>
+      </w:pPr>
+      <w:r>
+        <w:rPr>
+          <w:color w:val="002060"/>
+          <w:sz w:val="24"/>
+          <w:szCs w:val="24"/>
+        </w:rPr>
+        <w:t xml:space="preserve">7.7 </w:t>
+      </w:r>
+      <w:r>
+        <w:rPr>
+          <w:color w:val="002060"/>
+          <w:sz w:val="24"/>
+          <w:szCs w:val="24"/>
+        </w:rPr>
+        <w:t>Augmented Dickey-Fuller (ADF) Test</w:t>
+      </w:r>
+    </w:p>
+    <w:p>
+      <w:r>
+        <w:t>Performed the ADF test to statistically determine whether each weather variable is stationary. The results support appropriate model selection for forecasting.</w:t>
+      </w:r>
+    </w:p>
+    <w:p>
+      <w:r>
+        <w:drawing>
+          <wp:inline distT="0" distB="0" distL="0" distR="0" wp14:anchorId="36941E56" wp14:editId="7A135183">
+            <wp:extent cx="4193124" cy="3434862"/>
+            <wp:effectExtent l="0" t="0" r="0" b="0"/>
+            <wp:docPr id="252186447" name="Picture 1"/>
+            <wp:cNvGraphicFramePr>
+              <a:graphicFrameLocks xmlns:a="http://schemas.openxmlformats.org/drawingml/2006/main" noChangeAspect="1"/>
+            </wp:cNvGraphicFramePr>
+            <a:graphic xmlns:a="http://schemas.openxmlformats.org/drawingml/2006/main">
+              <a:graphicData uri="http://schemas.openxmlformats.org/drawingml/2006/picture">
+                <pic:pic xmlns:pic="http://schemas.openxmlformats.org/drawingml/2006/picture">
+                  <pic:nvPicPr>
+                    <pic:cNvPr id="252186447" name=""/>
+                    <pic:cNvPicPr/>
+                  </pic:nvPicPr>
+                  <pic:blipFill>
+                    <a:blip r:embed="rId18"/>
+                    <a:stretch>
+                      <a:fillRect/>
+                    </a:stretch>
+                  </pic:blipFill>
+                  <pic:spPr>
+                    <a:xfrm>
+                      <a:off x="0" y="0"/>
+                      <a:ext cx="4241092" cy="3474155"/>
+                    </a:xfrm>
+                    <a:prstGeom prst="rect">
+                      <a:avLst/>
+                    </a:prstGeom>
+                  </pic:spPr>
+                </pic:pic>
+              </a:graphicData>
+            </a:graphic>
+          </wp:inline>
+        </w:drawing>
+      </w:r>
+    </w:p>
+    <w:p>
+      <w:pPr>
+        <w:rPr>
+          <w:color w:val="EE0000"/>
+          <w:sz w:val="24"/>
+          <w:szCs w:val="24"/>
+        </w:rPr>
+      </w:pPr>
+      <w:r>
+        <w:rPr>
+          <w:color w:val="EE0000"/>
+          <w:sz w:val="24"/>
+          <w:szCs w:val="24"/>
+        </w:rPr>
+        <w:t>Summary</w:t>
+      </w:r>
+    </w:p>
+    <w:p>
+      <w:pPr>
+        <w:pStyle w:val="pdq2pgselectionanchorcontainer"/>
+        <w:rPr>
+          <w:rFonts w:ascii="Arial" w:hAnsi="Arial" w:cs="Arial"/>
+        </w:rPr>
+      </w:pPr>
+      <w:r>
+        <w:rPr>
+          <w:rFonts w:ascii="Arial" w:hAnsi="Arial" w:cs="Arial"/>
+        </w:rPr>
+        <w:t>Exploratory Data Analysis was performed to understand the statistical properties, trends, seasonality, and relationships among weather variables. Multiple visualizations and stationarity tests were conducted, while rolling statistics, calendar features, and cyclical features were generated to enhance predictive performance. The processed dataset was prepared for time-series and machine learning models.</w:t>
+      </w:r>
+    </w:p>
+    <w:p>
+      <w:pPr>
+        <w:rPr>
+          <w:color w:val="00B0F0"/>
+          <w:sz w:val="28"/>
+          <w:szCs w:val="28"/>
+        </w:rPr>
+      </w:pPr>
+      <w:r>
+        <w:rPr>
+          <w:color w:val="00B0F0"/>
+          <w:sz w:val="28"/>
+          <w:szCs w:val="28"/>
+        </w:rPr>
+        <w:t>8.</w:t>
+      </w:r>
+      <w:r>
+        <w:rPr>
+          <w:color w:val="00B0F0"/>
+          <w:sz w:val="28"/>
+          <w:szCs w:val="28"/>
+        </w:rPr>
+        <w:t xml:space="preserve">ARIMA &amp; SARIMA </w:t>
+      </w:r>
+      <w:proofErr w:type="spellStart"/>
+      <w:r>
+        <w:rPr>
+          <w:color w:val="00B0F0"/>
+          <w:sz w:val="28"/>
+          <w:szCs w:val="28"/>
+        </w:rPr>
+        <w:t>Modeling</w:t>
+      </w:r>
+      <w:proofErr w:type="spellEnd"/>
+    </w:p>
+    <w:p>
+      <w:pPr>
+        <w:rPr>
+          <w:color w:val="002060"/>
+          <w:sz w:val="24"/>
+          <w:szCs w:val="24"/>
+        </w:rPr>
+      </w:pPr>
+      <w:r>
+        <w:rPr>
+          <w:color w:val="002060"/>
+          <w:sz w:val="24"/>
+          <w:szCs w:val="24"/>
+        </w:rPr>
+        <w:t xml:space="preserve">8.1 </w:t>
+      </w:r>
+      <w:r>
+        <w:rPr>
+          <w:color w:val="002060"/>
+          <w:sz w:val="24"/>
+          <w:szCs w:val="24"/>
+        </w:rPr>
+        <w:t>Importing Required Libraries</w:t>
+      </w:r>
+    </w:p>
+    <w:p>
+      <w:r>
+        <w:lastRenderedPageBreak/>
+        <w:drawing>
+          <wp:inline distT="0" distB="0" distL="0" distR="0" wp14:anchorId="1AA93A8B" wp14:editId="74E386E4">
+            <wp:extent cx="3956538" cy="2419781"/>
+            <wp:effectExtent l="0" t="0" r="6350" b="0"/>
+            <wp:docPr id="918204840" name="Picture 1"/>
+            <wp:cNvGraphicFramePr>
+              <a:graphicFrameLocks xmlns:a="http://schemas.openxmlformats.org/drawingml/2006/main" noChangeAspect="1"/>
+            </wp:cNvGraphicFramePr>
+            <a:graphic xmlns:a="http://schemas.openxmlformats.org/drawingml/2006/main">
+              <a:graphicData uri="http://schemas.openxmlformats.org/drawingml/2006/picture">
+                <pic:pic xmlns:pic="http://schemas.openxmlformats.org/drawingml/2006/picture">
+                  <pic:nvPicPr>
+                    <pic:cNvPr id="918204840" name=""/>
+                    <pic:cNvPicPr/>
+                  </pic:nvPicPr>
+                  <pic:blipFill>
+                    <a:blip r:embed="rId19"/>
+                    <a:stretch>
+                      <a:fillRect/>
+                    </a:stretch>
+                  </pic:blipFill>
+                  <pic:spPr>
+                    <a:xfrm>
+                      <a:off x="0" y="0"/>
+                      <a:ext cx="4012121" cy="2453775"/>
+                    </a:xfrm>
+                    <a:prstGeom prst="rect">
+                      <a:avLst/>
+                    </a:prstGeom>
+                  </pic:spPr>
+                </pic:pic>
+              </a:graphicData>
+            </a:graphic>
+          </wp:inline>
+        </w:drawing>
+      </w:r>
+    </w:p>
+    <w:p>
+      <w:r>
+        <w:rPr>
+          <w:color w:val="002060"/>
+          <w:sz w:val="24"/>
+          <w:szCs w:val="24"/>
+        </w:rPr>
+        <w:t xml:space="preserve">8.2 </w:t>
+      </w:r>
+      <w:r>
+        <w:rPr>
+          <w:color w:val="002060"/>
+          <w:sz w:val="24"/>
+          <w:szCs w:val="24"/>
+        </w:rPr>
+        <w:t xml:space="preserve">Autocorrelation Function (ACF) </w:t>
+      </w:r>
+      <w:r>
+        <w:rPr>
+          <w:color w:val="002060"/>
+          <w:sz w:val="24"/>
+          <w:szCs w:val="24"/>
+        </w:rPr>
+        <w:t xml:space="preserve">&amp; </w:t>
+      </w:r>
+      <w:r>
+        <w:rPr>
+          <w:color w:val="002060"/>
+          <w:sz w:val="24"/>
+          <w:szCs w:val="24"/>
+        </w:rPr>
+        <w:t>Partial Autocorrelation Function (PACF) Analysis</w:t>
+      </w:r>
+    </w:p>
+    <w:p>
+      <w:r>
+        <w:t>Generated the ACF plot to examine autocorrelation and identify suitable moving average (MA) terms. This helps estimate the ARIMA model order.</w:t>
+      </w:r>
+    </w:p>
+    <w:p>
+      <w:r>
+        <w:drawing>
+          <wp:inline distT="0" distB="0" distL="0" distR="0" wp14:anchorId="390B96B6" wp14:editId="47FD27BD">
+            <wp:extent cx="6283325" cy="3751385"/>
+            <wp:effectExtent l="0" t="0" r="3175" b="1905"/>
+            <wp:docPr id="1228026696" name="Picture 1"/>
+            <wp:cNvGraphicFramePr>
+              <a:graphicFrameLocks xmlns:a="http://schemas.openxmlformats.org/drawingml/2006/main" noChangeAspect="1"/>
+            </wp:cNvGraphicFramePr>
+            <a:graphic xmlns:a="http://schemas.openxmlformats.org/drawingml/2006/main">
+              <a:graphicData uri="http://schemas.openxmlformats.org/drawingml/2006/picture">
+                <pic:pic xmlns:pic="http://schemas.openxmlformats.org/drawingml/2006/picture">
+                  <pic:nvPicPr>
+                    <pic:cNvPr id="1228026696" name=""/>
+                    <pic:cNvPicPr/>
+                  </pic:nvPicPr>
+                  <pic:blipFill>
+                    <a:blip r:embed="rId20"/>
+                    <a:stretch>
+                      <a:fillRect/>
+                    </a:stretch>
+                  </pic:blipFill>
+                  <pic:spPr>
+                    <a:xfrm>
+                      <a:off x="0" y="0"/>
+                      <a:ext cx="6323602" cy="3775432"/>
+                    </a:xfrm>
+                    <a:prstGeom prst="rect">
+                      <a:avLst/>
+                    </a:prstGeom>
+                  </pic:spPr>
+                </pic:pic>
+              </a:graphicData>
+            </a:graphic>
+          </wp:inline>
+        </w:drawing>
+      </w:r>
+    </w:p>
+    <w:p>
+      <w:pPr>
+        <w:rPr>
+          <w:color w:val="002060"/>
+          <w:sz w:val="24"/>
+          <w:szCs w:val="24"/>
+        </w:rPr>
+      </w:pPr>
+      <w:r>
+        <w:rPr>
+          <w:color w:val="002060"/>
+          <w:sz w:val="24"/>
+          <w:szCs w:val="24"/>
+        </w:rPr>
+        <w:t xml:space="preserve">8.3 </w:t>
+      </w:r>
+      <w:r>
+        <w:rPr>
+          <w:color w:val="002060"/>
+          <w:sz w:val="24"/>
+          <w:szCs w:val="24"/>
+        </w:rPr>
+        <w:t xml:space="preserve">ARIMA </w:t>
+      </w:r>
+      <w:r>
+        <w:rPr>
+          <w:color w:val="002060"/>
+          <w:sz w:val="24"/>
+          <w:szCs w:val="24"/>
+        </w:rPr>
+        <w:t xml:space="preserve">&amp; </w:t>
+      </w:r>
+      <w:r>
+        <w:rPr>
+          <w:color w:val="002060"/>
+          <w:sz w:val="24"/>
+          <w:szCs w:val="24"/>
+        </w:rPr>
+        <w:t>SARIMA Model Evaluation</w:t>
+      </w:r>
+    </w:p>
+    <w:p>
+      <w:r>
+        <w:lastRenderedPageBreak/>
+        <w:drawing>
+          <wp:inline distT="0" distB="0" distL="0" distR="0" wp14:anchorId="37F466AB" wp14:editId="361375FA">
+            <wp:extent cx="4968671" cy="3635055"/>
+            <wp:effectExtent l="0" t="0" r="3810" b="3810"/>
+            <wp:docPr id="817394308" name="Picture 1"/>
+            <wp:cNvGraphicFramePr>
+              <a:graphicFrameLocks xmlns:a="http://schemas.openxmlformats.org/drawingml/2006/main" noChangeAspect="1"/>
+            </wp:cNvGraphicFramePr>
+            <a:graphic xmlns:a="http://schemas.openxmlformats.org/drawingml/2006/main">
+              <a:graphicData uri="http://schemas.openxmlformats.org/drawingml/2006/picture">
+                <pic:pic xmlns:pic="http://schemas.openxmlformats.org/drawingml/2006/picture">
+                  <pic:nvPicPr>
+                    <pic:cNvPr id="817394308" name=""/>
+                    <pic:cNvPicPr/>
+                  </pic:nvPicPr>
+                  <pic:blipFill>
+                    <a:blip r:embed="rId21"/>
+                    <a:stretch>
+                      <a:fillRect/>
+                    </a:stretch>
+                  </pic:blipFill>
+                  <pic:spPr>
+                    <a:xfrm>
+                      <a:off x="0" y="0"/>
+                      <a:ext cx="4968671" cy="3635055"/>
+                    </a:xfrm>
+                    <a:prstGeom prst="rect">
+                      <a:avLst/>
+                    </a:prstGeom>
+                  </pic:spPr>
+                </pic:pic>
+              </a:graphicData>
+            </a:graphic>
+          </wp:inline>
+        </w:drawing>
+      </w:r>
+    </w:p>
+    <w:p>
+      <w:r>
+        <w:drawing>
+          <wp:inline distT="0" distB="0" distL="0" distR="0" wp14:anchorId="47B84742" wp14:editId="03928D3E">
+            <wp:extent cx="3314987" cy="777307"/>
+            <wp:effectExtent l="0" t="0" r="0" b="3810"/>
+            <wp:docPr id="1971236107" name="Picture 1"/>
+            <wp:cNvGraphicFramePr>
+              <a:graphicFrameLocks xmlns:a="http://schemas.openxmlformats.org/drawingml/2006/main" noChangeAspect="1"/>
+            </wp:cNvGraphicFramePr>
+            <a:graphic xmlns:a="http://schemas.openxmlformats.org/drawingml/2006/main">
+              <a:graphicData uri="http://schemas.openxmlformats.org/drawingml/2006/picture">
+                <pic:pic xmlns:pic="http://schemas.openxmlformats.org/drawingml/2006/picture">
+                  <pic:nvPicPr>
+                    <pic:cNvPr id="1971236107" name=""/>
+                    <pic:cNvPicPr/>
+                  </pic:nvPicPr>
+                  <pic:blipFill>
+                    <a:blip r:embed="rId22"/>
+                    <a:stretch>
+                      <a:fillRect/>
+                    </a:stretch>
+                  </pic:blipFill>
+                  <pic:spPr>
+                    <a:xfrm>
+                      <a:off x="0" y="0"/>
+                      <a:ext cx="3314987" cy="777307"/>
+                    </a:xfrm>
+                    <a:prstGeom prst="rect">
+                      <a:avLst/>
+                    </a:prstGeom>
+                  </pic:spPr>
+                </pic:pic>
+              </a:graphicData>
+            </a:graphic>
+          </wp:inline>
+        </w:drawing>
+      </w:r>
+    </w:p>
+    <w:p>
+      <w:pPr>
+        <w:rPr>
+          <w:color w:val="EE0000"/>
+          <w:sz w:val="24"/>
+          <w:szCs w:val="24"/>
+        </w:rPr>
+      </w:pPr>
+      <w:r>
+        <w:rPr>
+          <w:color w:val="EE0000"/>
+          <w:sz w:val="24"/>
+          <w:szCs w:val="24"/>
+        </w:rPr>
+        <w:t>Summary</w:t>
+      </w:r>
+    </w:p>
+    <w:p>
+      <w:r>
+        <w:t xml:space="preserve">Several statistical forecasting models, including ARIMA, SARIMA, and VAR, were developed to </w:t>
+      </w:r>
+      <w:proofErr w:type="spellStart"/>
+      <w:r>
+        <w:t>analyze</w:t>
+      </w:r>
+      <w:proofErr w:type="spellEnd"/>
+      <w:r>
+        <w:t xml:space="preserve"> temporal patterns in the weather dataset. ACF, PACF, seasonal decomposition, and Granger Causality tests supported model selection and parameter estimation. Model performance was evaluated using MAE, RMSE, and MAPE to establish baseline forecasting accuracy.</w:t>
+      </w:r>
+    </w:p>
+    <w:p>
+      <w:pPr>
+        <w:rPr>
+          <w:color w:val="00B0F0"/>
+          <w:sz w:val="28"/>
+          <w:szCs w:val="28"/>
+        </w:rPr>
+      </w:pPr>
+      <w:r>
+        <w:rPr>
+          <w:color w:val="00B0F0"/>
+          <w:sz w:val="28"/>
+          <w:szCs w:val="28"/>
+        </w:rPr>
+        <w:t>9.</w:t>
+      </w:r>
+      <w:r>
+        <w:rPr>
+          <w:color w:val="00B0F0"/>
+          <w:sz w:val="28"/>
+          <w:szCs w:val="28"/>
+        </w:rPr>
+        <w:t xml:space="preserve">Machine Learning </w:t>
+      </w:r>
+      <w:proofErr w:type="spellStart"/>
+      <w:r>
+        <w:rPr>
+          <w:color w:val="00B0F0"/>
+          <w:sz w:val="28"/>
+          <w:szCs w:val="28"/>
+        </w:rPr>
+        <w:t>Modeling</w:t>
+      </w:r>
+      <w:proofErr w:type="spellEnd"/>
+    </w:p>
+    <w:p>
+      <w:pPr>
+        <w:rPr>
+          <w:color w:val="002060"/>
+          <w:sz w:val="24"/>
+          <w:szCs w:val="24"/>
+        </w:rPr>
+      </w:pPr>
+      <w:r>
+        <w:rPr>
+          <w:color w:val="002060"/>
+          <w:sz w:val="24"/>
+          <w:szCs w:val="24"/>
+        </w:rPr>
+        <w:t xml:space="preserve">9.1 </w:t>
+      </w:r>
+      <w:r>
+        <w:rPr>
+          <w:color w:val="002060"/>
+          <w:sz w:val="24"/>
+          <w:szCs w:val="24"/>
+        </w:rPr>
+        <w:t>Importing Required Libraries</w:t>
+      </w:r>
+    </w:p>
+    <w:p>
+      <w:r>
+        <w:drawing>
+          <wp:inline distT="0" distB="0" distL="0" distR="0" wp14:anchorId="346085F3" wp14:editId="25388AC0">
+            <wp:extent cx="3851031" cy="2136429"/>
+            <wp:effectExtent l="0" t="0" r="0" b="0"/>
+            <wp:docPr id="91794815" name="Picture 1"/>
+            <wp:cNvGraphicFramePr>
+              <a:graphicFrameLocks xmlns:a="http://schemas.openxmlformats.org/drawingml/2006/main" noChangeAspect="1"/>
+            </wp:cNvGraphicFramePr>
+            <a:graphic xmlns:a="http://schemas.openxmlformats.org/drawingml/2006/main">
+              <a:graphicData uri="http://schemas.openxmlformats.org/drawingml/2006/picture">
+                <pic:pic xmlns:pic="http://schemas.openxmlformats.org/drawingml/2006/picture">
+                  <pic:nvPicPr>
+                    <pic:cNvPr id="91794815" name=""/>
+                    <pic:cNvPicPr/>
+                  </pic:nvPicPr>
+                  <pic:blipFill>
+                    <a:blip r:embed="rId23"/>
+                    <a:stretch>
+                      <a:fillRect/>
+                    </a:stretch>
+                  </pic:blipFill>
+                  <pic:spPr>
+                    <a:xfrm>
+                      <a:off x="0" y="0"/>
+                      <a:ext cx="3876267" cy="2150429"/>
+                    </a:xfrm>
+                    <a:prstGeom prst="rect">
+                      <a:avLst/>
+                    </a:prstGeom>
+                  </pic:spPr>
+                </pic:pic>
+              </a:graphicData>
+            </a:graphic>
+          </wp:inline>
+        </w:drawing>
+      </w:r>
+    </w:p>
+    <w:p>
+      <w:pPr>
+        <w:rPr>
+          <w:color w:val="002060"/>
+          <w:sz w:val="24"/>
+          <w:szCs w:val="24"/>
+        </w:rPr>
+      </w:pPr>
+      <w:r>
+        <w:rPr>
+          <w:color w:val="002060"/>
+          <w:sz w:val="24"/>
+          <w:szCs w:val="24"/>
+        </w:rPr>
+        <w:t xml:space="preserve">9.2 </w:t>
+      </w:r>
+      <w:r>
+        <w:rPr>
+          <w:color w:val="002060"/>
+          <w:sz w:val="24"/>
+          <w:szCs w:val="24"/>
+        </w:rPr>
+        <w:t>Granger Causality Test</w:t>
+      </w:r>
+    </w:p>
+    <w:p>
+      <w:r>
+        <w:t>Performed the Granger Causality Test to identify predictive relationships between weather variables. The results help understand feature dependencies for forecasting.</w:t>
+      </w:r>
+    </w:p>
+    <w:p>
+      <w:r>
+        <w:lastRenderedPageBreak/>
+        <w:drawing>
+          <wp:inline distT="0" distB="0" distL="0" distR="0" wp14:anchorId="1540EDD1" wp14:editId="498C9235">
+            <wp:extent cx="3933092" cy="2063904"/>
+            <wp:effectExtent l="0" t="0" r="0" b="0"/>
+            <wp:docPr id="1617657375" name="Picture 1"/>
+            <wp:cNvGraphicFramePr>
+              <a:graphicFrameLocks xmlns:a="http://schemas.openxmlformats.org/drawingml/2006/main" noChangeAspect="1"/>
+            </wp:cNvGraphicFramePr>
+            <a:graphic xmlns:a="http://schemas.openxmlformats.org/drawingml/2006/main">
+              <a:graphicData uri="http://schemas.openxmlformats.org/drawingml/2006/picture">
+                <pic:pic xmlns:pic="http://schemas.openxmlformats.org/drawingml/2006/picture">
+                  <pic:nvPicPr>
+                    <pic:cNvPr id="1617657375" name=""/>
+                    <pic:cNvPicPr/>
+                  </pic:nvPicPr>
+                  <pic:blipFill>
+                    <a:blip r:embed="rId24"/>
+                    <a:stretch>
+                      <a:fillRect/>
+                    </a:stretch>
+                  </pic:blipFill>
+                  <pic:spPr>
+                    <a:xfrm>
+                      <a:off x="0" y="0"/>
+                      <a:ext cx="3945831" cy="2070589"/>
+                    </a:xfrm>
+                    <a:prstGeom prst="rect">
+                      <a:avLst/>
+                    </a:prstGeom>
+                  </pic:spPr>
+                </pic:pic>
+              </a:graphicData>
+            </a:graphic>
+          </wp:inline>
+        </w:drawing>
+      </w:r>
+    </w:p>
+    <w:p>
+      <w:pPr>
+        <w:rPr>
+          <w:sz w:val="24"/>
+          <w:szCs w:val="24"/>
+        </w:rPr>
+      </w:pPr>
+      <w:r>
+        <w:rPr>
+          <w:color w:val="002060"/>
+          <w:sz w:val="24"/>
+          <w:szCs w:val="24"/>
+        </w:rPr>
+        <w:t xml:space="preserve">9.3 </w:t>
+      </w:r>
+      <w:r>
+        <w:rPr>
+          <w:color w:val="002060"/>
+          <w:sz w:val="24"/>
+          <w:szCs w:val="24"/>
+        </w:rPr>
+        <w:t>VAR Model</w:t>
+      </w:r>
+      <w:r>
+        <w:rPr>
+          <w:color w:val="002060"/>
+          <w:sz w:val="24"/>
+          <w:szCs w:val="24"/>
+        </w:rPr>
+        <w:t xml:space="preserve"> &amp; </w:t>
+      </w:r>
+      <w:r>
+        <w:rPr>
+          <w:color w:val="002060"/>
+          <w:sz w:val="24"/>
+          <w:szCs w:val="24"/>
+        </w:rPr>
+        <w:t>Optimal Lag Order</w:t>
+      </w:r>
+    </w:p>
+    <w:p/>
+    <w:p>
+      <w:r>
+        <w:drawing>
+          <wp:inline distT="0" distB="0" distL="0" distR="0" wp14:anchorId="7D1FE97A" wp14:editId="782FB37E">
+            <wp:extent cx="2801815" cy="2047872"/>
+            <wp:effectExtent l="0" t="0" r="0" b="0"/>
+            <wp:docPr id="2001344260" name="Picture 1"/>
+            <wp:cNvGraphicFramePr>
+              <a:graphicFrameLocks xmlns:a="http://schemas.openxmlformats.org/drawingml/2006/main" noChangeAspect="1"/>
+            </wp:cNvGraphicFramePr>
+            <a:graphic xmlns:a="http://schemas.openxmlformats.org/drawingml/2006/main">
+              <a:graphicData uri="http://schemas.openxmlformats.org/drawingml/2006/picture">
+                <pic:pic xmlns:pic="http://schemas.openxmlformats.org/drawingml/2006/picture">
+                  <pic:nvPicPr>
+                    <pic:cNvPr id="2001344260" name=""/>
+                    <pic:cNvPicPr/>
+                  </pic:nvPicPr>
+                  <pic:blipFill>
+                    <a:blip r:embed="rId25"/>
+                    <a:stretch>
+                      <a:fillRect/>
+                    </a:stretch>
+                  </pic:blipFill>
+                  <pic:spPr>
+                    <a:xfrm>
+                      <a:off x="0" y="0"/>
+                      <a:ext cx="2811272" cy="2054784"/>
+                    </a:xfrm>
+                    <a:prstGeom prst="rect">
+                      <a:avLst/>
+                    </a:prstGeom>
+                  </pic:spPr>
+                </pic:pic>
+              </a:graphicData>
+            </a:graphic>
+          </wp:inline>
+        </w:drawing>
+      </w:r>
+    </w:p>
+    <w:p>
+      <w:pPr>
+        <w:rPr>
+          <w:color w:val="002060"/>
+          <w:sz w:val="24"/>
+          <w:szCs w:val="24"/>
+        </w:rPr>
+      </w:pPr>
+      <w:r>
+        <w:rPr>
+          <w:color w:val="002060"/>
+          <w:sz w:val="24"/>
+          <w:szCs w:val="24"/>
+        </w:rPr>
+        <w:t xml:space="preserve">9.4 </w:t>
+      </w:r>
+      <w:r>
+        <w:rPr>
+          <w:color w:val="002060"/>
+          <w:sz w:val="24"/>
+          <w:szCs w:val="24"/>
+        </w:rPr>
+        <w:t>Actual vs Predicted Results (VAR)</w:t>
+      </w:r>
+    </w:p>
+    <w:p>
+      <w:r>
+        <w:t>Compared the predicted values with the actual observations using visualization. The comparison illustrates the forecasting accuracy of the VAR model.</w:t>
+      </w:r>
+    </w:p>
+    <w:p>
+      <w:r>
+        <w:drawing>
+          <wp:inline distT="0" distB="0" distL="0" distR="0" wp14:anchorId="69AA0872" wp14:editId="384AFE67">
+            <wp:extent cx="5733415" cy="2526030"/>
+            <wp:effectExtent l="0" t="0" r="635" b="7620"/>
+            <wp:docPr id="1032548493" name="Picture 1"/>
+            <wp:cNvGraphicFramePr>
+              <a:graphicFrameLocks xmlns:a="http://schemas.openxmlformats.org/drawingml/2006/main" noChangeAspect="1"/>
+            </wp:cNvGraphicFramePr>
+            <a:graphic xmlns:a="http://schemas.openxmlformats.org/drawingml/2006/main">
+              <a:graphicData uri="http://schemas.openxmlformats.org/drawingml/2006/picture">
+                <pic:pic xmlns:pic="http://schemas.openxmlformats.org/drawingml/2006/picture">
+                  <pic:nvPicPr>
+                    <pic:cNvPr id="1032548493" name=""/>
+                    <pic:cNvPicPr/>
+                  </pic:nvPicPr>
+                  <pic:blipFill>
+                    <a:blip r:embed="rId26"/>
+                    <a:stretch>
+                      <a:fillRect/>
+                    </a:stretch>
+                  </pic:blipFill>
+                  <pic:spPr>
+                    <a:xfrm>
+                      <a:off x="0" y="0"/>
+                      <a:ext cx="5733415" cy="2526030"/>
+                    </a:xfrm>
+                    <a:prstGeom prst="rect">
+                      <a:avLst/>
+                    </a:prstGeom>
+                  </pic:spPr>
+                </pic:pic>
+              </a:graphicData>
+            </a:graphic>
+          </wp:inline>
+        </w:drawing>
+      </w:r>
+    </w:p>
+    <w:p>
+      <w:pPr>
+        <w:rPr>
+          <w:color w:val="002060"/>
+          <w:sz w:val="24"/>
+          <w:szCs w:val="24"/>
+        </w:rPr>
+      </w:pPr>
+      <w:r>
+        <w:rPr>
+          <w:color w:val="002060"/>
+          <w:sz w:val="24"/>
+          <w:szCs w:val="24"/>
+        </w:rPr>
+        <w:t xml:space="preserve">9.5 </w:t>
+      </w:r>
+      <w:proofErr w:type="spellStart"/>
+      <w:r>
+        <w:rPr>
+          <w:color w:val="002060"/>
+          <w:sz w:val="24"/>
+          <w:szCs w:val="24"/>
+        </w:rPr>
+        <w:t>XGBoost</w:t>
+      </w:r>
+      <w:proofErr w:type="spellEnd"/>
+      <w:r>
+        <w:rPr>
+          <w:color w:val="002060"/>
+          <w:sz w:val="24"/>
+          <w:szCs w:val="24"/>
+        </w:rPr>
+        <w:t xml:space="preserve"> Model Evaluation</w:t>
+      </w:r>
+    </w:p>
+    <w:p>
+      <w:r>
+        <w:t xml:space="preserve">Evaluated the </w:t>
+      </w:r>
+      <w:proofErr w:type="spellStart"/>
+      <w:r>
+        <w:t>XGBoost</w:t>
+      </w:r>
+      <w:proofErr w:type="spellEnd"/>
+      <w:r>
+        <w:t xml:space="preserve"> model using MAE, RMSE, and MAPE metrics. These metrics measure the forecasting accuracy of the model.</w:t>
+      </w:r>
+    </w:p>
+    <w:p>
+      <w:r>
+        <w:lastRenderedPageBreak/>
+        <w:drawing>
+          <wp:inline distT="0" distB="0" distL="0" distR="0" wp14:anchorId="5083E92F" wp14:editId="5D03116D">
+            <wp:extent cx="3247292" cy="1712300"/>
+            <wp:effectExtent l="0" t="0" r="0" b="2540"/>
+            <wp:docPr id="1713048417" name="Picture 1"/>
+            <wp:cNvGraphicFramePr>
+              <a:graphicFrameLocks xmlns:a="http://schemas.openxmlformats.org/drawingml/2006/main" noChangeAspect="1"/>
+            </wp:cNvGraphicFramePr>
+            <a:graphic xmlns:a="http://schemas.openxmlformats.org/drawingml/2006/main">
+              <a:graphicData uri="http://schemas.openxmlformats.org/drawingml/2006/picture">
+                <pic:pic xmlns:pic="http://schemas.openxmlformats.org/drawingml/2006/picture">
+                  <pic:nvPicPr>
+                    <pic:cNvPr id="1713048417" name=""/>
+                    <pic:cNvPicPr/>
+                  </pic:nvPicPr>
+                  <pic:blipFill>
+                    <a:blip r:embed="rId27"/>
+                    <a:stretch>
+                      <a:fillRect/>
+                    </a:stretch>
+                  </pic:blipFill>
+                  <pic:spPr>
+                    <a:xfrm>
+                      <a:off x="0" y="0"/>
+                      <a:ext cx="3268222" cy="1723336"/>
+                    </a:xfrm>
+                    <a:prstGeom prst="rect">
+                      <a:avLst/>
+                    </a:prstGeom>
+                  </pic:spPr>
+                </pic:pic>
+              </a:graphicData>
+            </a:graphic>
+          </wp:inline>
+        </w:drawing>
+      </w:r>
+    </w:p>
+    <w:p>
+      <w:pPr>
+        <w:rPr>
+          <w:color w:val="002060"/>
+          <w:sz w:val="24"/>
+          <w:szCs w:val="24"/>
+        </w:rPr>
+      </w:pPr>
+      <w:r>
+        <w:rPr>
+          <w:color w:val="002060"/>
+          <w:sz w:val="24"/>
+          <w:szCs w:val="24"/>
+        </w:rPr>
+        <w:t xml:space="preserve">9.6 </w:t>
+      </w:r>
+      <w:proofErr w:type="spellStart"/>
+      <w:r>
+        <w:rPr>
+          <w:color w:val="002060"/>
+          <w:sz w:val="24"/>
+          <w:szCs w:val="24"/>
+        </w:rPr>
+        <w:t>XGBoost</w:t>
+      </w:r>
+      <w:proofErr w:type="spellEnd"/>
+      <w:r>
+        <w:rPr>
+          <w:color w:val="002060"/>
+          <w:sz w:val="24"/>
+          <w:szCs w:val="24"/>
+        </w:rPr>
+        <w:t xml:space="preserve"> Hyperparameter Tuning</w:t>
+      </w:r>
+    </w:p>
+    <w:p>
+      <w:r>
+        <w:t xml:space="preserve">Optimized the </w:t>
+      </w:r>
+      <w:proofErr w:type="spellStart"/>
+      <w:r>
+        <w:t>XGBoost</w:t>
+      </w:r>
+      <w:proofErr w:type="spellEnd"/>
+      <w:r>
+        <w:t xml:space="preserve"> model using hyperparameter tuning techniques. This improves prediction accuracy and model generalization.</w:t>
+      </w:r>
+    </w:p>
+    <w:p/>
+    <w:p>
+      <w:pPr>
+        <w:rPr>
+          <w:color w:val="002060"/>
+          <w:sz w:val="24"/>
+          <w:szCs w:val="24"/>
+        </w:rPr>
+      </w:pPr>
+      <w:r>
+        <w:rPr>
+          <w:color w:val="002060"/>
+          <w:sz w:val="24"/>
+          <w:szCs w:val="24"/>
+        </w:rPr>
+        <w:t xml:space="preserve">9.7 </w:t>
+      </w:r>
+      <w:r>
+        <w:rPr>
+          <w:color w:val="002060"/>
+          <w:sz w:val="24"/>
+          <w:szCs w:val="24"/>
+        </w:rPr>
+        <w:t>SHAP Feature Importance Analysis</w:t>
+      </w:r>
+    </w:p>
+    <w:p>
+      <w:r>
+        <w:t>Applied SHAP analysis to explain the contribution of each feature to model predictions. SHAP enhances the transparency and interpretability of the model.</w:t>
+      </w:r>
+    </w:p>
+    <w:p>
+      <w:r>
+        <w:drawing>
+          <wp:inline distT="0" distB="0" distL="0" distR="0" wp14:anchorId="62A031A4" wp14:editId="2827DCB1">
+            <wp:extent cx="5733415" cy="4926965"/>
+            <wp:effectExtent l="0" t="0" r="635" b="6985"/>
+            <wp:docPr id="1997977296" name="Picture 1"/>
+            <wp:cNvGraphicFramePr>
+              <a:graphicFrameLocks xmlns:a="http://schemas.openxmlformats.org/drawingml/2006/main" noChangeAspect="1"/>
+            </wp:cNvGraphicFramePr>
+            <a:graphic xmlns:a="http://schemas.openxmlformats.org/drawingml/2006/main">
+              <a:graphicData uri="http://schemas.openxmlformats.org/drawingml/2006/picture">
+                <pic:pic xmlns:pic="http://schemas.openxmlformats.org/drawingml/2006/picture">
+                  <pic:nvPicPr>
+                    <pic:cNvPr id="1997977296" name=""/>
+                    <pic:cNvPicPr/>
+                  </pic:nvPicPr>
+                  <pic:blipFill>
+                    <a:blip r:embed="rId28"/>
+                    <a:stretch>
+                      <a:fillRect/>
+                    </a:stretch>
+                  </pic:blipFill>
+                  <pic:spPr>
+                    <a:xfrm>
+                      <a:off x="0" y="0"/>
+                      <a:ext cx="5733415" cy="4926965"/>
+                    </a:xfrm>
+                    <a:prstGeom prst="rect">
+                      <a:avLst/>
+                    </a:prstGeom>
+                  </pic:spPr>
+                </pic:pic>
+              </a:graphicData>
+            </a:graphic>
+          </wp:inline>
+        </w:drawing>
+      </w:r>
+    </w:p>
+    <w:p>
+      <w:pPr>
+        <w:rPr>
+          <w:color w:val="EE0000"/>
+          <w:sz w:val="24"/>
+          <w:szCs w:val="24"/>
+        </w:rPr>
+      </w:pPr>
+      <w:r>
+        <w:rPr>
+          <w:color w:val="EE0000"/>
+          <w:sz w:val="24"/>
+          <w:szCs w:val="24"/>
+        </w:rPr>
+        <w:t>Summary</w:t>
+      </w:r>
+    </w:p>
+    <w:p>
+      <w:r>
+        <w:t xml:space="preserve">Machine learning models, including </w:t>
+      </w:r>
+      <w:proofErr w:type="spellStart"/>
+      <w:r>
+        <w:t>XGBoost</w:t>
+      </w:r>
+      <w:proofErr w:type="spellEnd"/>
+      <w:r>
+        <w:t xml:space="preserve"> and </w:t>
+      </w:r>
+      <w:proofErr w:type="spellStart"/>
+      <w:r>
+        <w:t>LightGBM</w:t>
+      </w:r>
+      <w:proofErr w:type="spellEnd"/>
+      <w:r>
+        <w:t xml:space="preserve">, were implemented using engineered weather features to improve forecasting accuracy. Hyperparameter tuning, feature importance analysis, and SHAP explainability techniques were applied to optimize </w:t>
+      </w:r>
+      <w:r>
+        <w:lastRenderedPageBreak/>
+        <w:t>and interpret model predictions. The models demonstrated strong predictive capability and were compared with statistical forecasting approaches.</w:t>
+      </w:r>
+    </w:p>
+    <w:p/>
+    <w:p>
+      <w:r>
+        <w:rPr>
+          <w:color w:val="7030A0"/>
+          <w:sz w:val="28"/>
+          <w:szCs w:val="28"/>
+        </w:rPr>
+        <w:t>Overall Project Summary</w:t>
+      </w:r>
+    </w:p>
+    <w:p>
+      <w:r>
+        <w:t xml:space="preserve">The </w:t>
+      </w:r>
+      <w:r>
+        <w:rPr>
+          <w:rStyle w:val="Strong"/>
+        </w:rPr>
+        <w:t>Intelligent Weather Prediction Pipeline</w:t>
+      </w:r>
+      <w:r>
+        <w:t xml:space="preserve"> successfully implemented a complete end-to-end workflow, including data collection, preprocessing, exploratory analysis, feature engineering, statistical forecasting, machine learning </w:t>
+      </w:r>
+      <w:proofErr w:type="spellStart"/>
+      <w:r>
+        <w:t>modeling</w:t>
+      </w:r>
+      <w:proofErr w:type="spellEnd"/>
+      <w:r>
+        <w:t>, explainable AI, and prediction. Comparative evaluation showed that ensemble machine learning models outperformed traditional statistical approaches while maintaining high interpretability through SHAP analysis. The developed pipeline provides an accurate, scalable, and reproducible solution for short-term weather forecasting and serves as a strong foundation for future real-time weather prediction systems.</w:t>
+      </w:r>
+    </w:p>
     <w:p/>
     <w:sectPr>
       <w:pgSz w:w="11909" w:h="16834"/>
@@ -2053,6 +4381,44 @@
       <w:szCs w:val="30"/>
     </w:rPr>
   </w:style>
+  <w:style w:type="character" w:styleId="HTMLCode">
+    <w:name w:val="HTML Code"/>
+    <w:basedOn w:val="DefaultParagraphFont"/>
+    <w:uiPriority w:val="99"/>
+    <w:semiHidden/>
+    <w:unhideWhenUsed/>
+    <w:rsid w:val="00B60938"/>
+    <w:rPr>
+      <w:rFonts w:ascii="Courier New" w:eastAsia="Times New Roman" w:hAnsi="Courier New" w:cs="Courier New"/>
+      <w:sz w:val="20"/>
+      <w:szCs w:val="20"/>
+    </w:rPr>
+  </w:style>
+  <w:style w:type="character" w:styleId="Strong">
+    <w:name w:val="Strong"/>
+    <w:basedOn w:val="DefaultParagraphFont"/>
+    <w:uiPriority w:val="22"/>
+    <w:qFormat/>
+    <w:rsid w:val="00602DD7"/>
+    <w:rPr>
+      <w:b/>
+      <w:bCs/>
+    </w:rPr>
+  </w:style>
+  <w:style w:type="paragraph" w:customStyle="1" w:styleId="pdq2pgselectionanchorcontainer">
+    <w:name w:val="pdq2pg_selectionanchorcontainer"/>
+    <w:basedOn w:val="Normal"/>
+    <w:rsid w:val="003412AD"/>
+    <w:pPr>
+      <w:spacing w:before="100" w:beforeAutospacing="1" w:after="100" w:afterAutospacing="1" w:line="240" w:lineRule="auto"/>
+    </w:pPr>
+    <w:rPr>
+      <w:rFonts w:ascii="Times New Roman" w:eastAsia="Times New Roman" w:hAnsi="Times New Roman" w:cs="Times New Roman"/>
+      <w:sz w:val="24"/>
+      <w:szCs w:val="24"/>
+      <w:lang w:val="en-IN"/>
+    </w:rPr>
+  </w:style>
 </w:styles>
 </file>
 
